--- a/lr2_0101/Документация.docx
+++ b/lr2_0101/Документация.docx
@@ -99,7 +99,21 @@
           <w:bCs/>
           <w:lang w:val="ru-RU"/>
         </w:rPr>
-        <w:t>Создание словаря. З</w:t>
+        <w:t>Создание</w:t>
+      </w:r>
+      <w:r>
+        <w:rPr>
+          <w:bCs/>
+          <w:lang w:val="ru-RU"/>
+        </w:rPr>
+        <w:t xml:space="preserve"> структуры меню</w:t>
+      </w:r>
+      <w:r>
+        <w:rPr>
+          <w:bCs/>
+          <w:lang w:val="ru-RU"/>
+        </w:rPr>
+        <w:t>. З</w:t>
       </w:r>
       <w:r>
         <w:rPr>
@@ -113,7 +127,7 @@
           <w:bCs/>
           <w:lang w:val="ru-RU"/>
         </w:rPr>
-        <w:t xml:space="preserve">словаря </w:t>
+        <w:t xml:space="preserve">меню </w:t>
       </w:r>
       <w:r>
         <w:rPr>
@@ -961,6 +975,7 @@
         <w:t xml:space="preserve">public static void </w:t>
       </w:r>
       <w:proofErr w:type="spellStart"/>
+      <w:proofErr w:type="gramStart"/>
       <w:r>
         <w:rPr>
           <w:bCs/>
@@ -980,6 +995,7 @@
         </w:rPr>
         <w:t>(</w:t>
       </w:r>
+      <w:proofErr w:type="gramEnd"/>
       <w:r>
         <w:rPr>
           <w:bCs/>
@@ -1002,8 +1018,16 @@
         <w:rPr>
           <w:bCs/>
         </w:rPr>
-        <w:t xml:space="preserve"> int &gt;</w:t>
-      </w:r>
+        <w:t xml:space="preserve"> </w:t>
+      </w:r>
+      <w:proofErr w:type="gramStart"/>
+      <w:r>
+        <w:rPr>
+          <w:bCs/>
+        </w:rPr>
+        <w:t>int &gt;</w:t>
+      </w:r>
+      <w:proofErr w:type="gramEnd"/>
       <w:r>
         <w:rPr>
           <w:bCs/>

--- a/lr2_0101/Документация.docx
+++ b/lr2_0101/Документация.docx
@@ -246,20 +246,12 @@
         </w:rPr>
         <w:t xml:space="preserve"> void </w:t>
       </w:r>
-      <w:proofErr w:type="spellStart"/>
       <w:proofErr w:type="gramStart"/>
       <w:r>
         <w:rPr>
           <w:bCs/>
         </w:rPr>
-        <w:t>PrintMenu</w:t>
-      </w:r>
-      <w:proofErr w:type="spellEnd"/>
-      <w:r>
-        <w:rPr>
-          <w:bCs/>
-        </w:rPr>
-        <w:t>(</w:t>
+        <w:t>Print(</w:t>
       </w:r>
       <w:proofErr w:type="gramEnd"/>
       <w:r>
@@ -317,22 +309,37 @@
       <w:r>
         <w:rPr>
           <w:bCs/>
-        </w:rPr>
-        <w:t xml:space="preserve">Ввод номера </w:t>
-      </w:r>
-      <w:proofErr w:type="spellStart"/>
-      <w:r>
-        <w:rPr>
-          <w:bCs/>
-        </w:rPr>
-        <w:t>блюда</w:t>
-      </w:r>
-      <w:proofErr w:type="spellEnd"/>
-      <w:r>
-        <w:rPr>
-          <w:bCs/>
-        </w:rPr>
-        <w:t xml:space="preserve"> </w:t>
+          <w:lang w:val="ru-RU"/>
+        </w:rPr>
+        <w:t xml:space="preserve">Ввод номера блюда </w:t>
+      </w:r>
+      <w:r>
+        <w:rPr>
+          <w:bCs/>
+          <w:lang w:val="ru-RU"/>
+        </w:rPr>
+        <w:t xml:space="preserve">и </w:t>
+      </w:r>
+      <w:r>
+        <w:rPr>
+          <w:bCs/>
+          <w:lang w:val="ru-RU"/>
+        </w:rPr>
+        <w:t>кол-в</w:t>
+      </w:r>
+      <w:r>
+        <w:rPr>
+          <w:bCs/>
+          <w:lang w:val="ru-RU"/>
+        </w:rPr>
+        <w:t>а</w:t>
+      </w:r>
+      <w:r>
+        <w:rPr>
+          <w:bCs/>
+          <w:lang w:val="ru-RU"/>
+        </w:rPr>
+        <w:t xml:space="preserve"> порций</w:t>
       </w:r>
     </w:p>
     <w:p>
@@ -385,13 +392,21 @@
         <w:rPr>
           <w:bCs/>
         </w:rPr>
-        <w:t xml:space="preserve"> int</w:t>
-      </w:r>
-      <w:r>
-        <w:rPr>
-          <w:bCs/>
-        </w:rPr>
         <w:t xml:space="preserve"> </w:t>
+      </w:r>
+      <w:proofErr w:type="gramStart"/>
+      <w:r>
+        <w:rPr>
+          <w:bCs/>
+        </w:rPr>
+        <w:t>List&lt;</w:t>
+      </w:r>
+      <w:proofErr w:type="gramEnd"/>
+      <w:r>
+        <w:rPr>
+          <w:bCs/>
+        </w:rPr>
+        <w:t xml:space="preserve">Menu&gt; </w:t>
       </w:r>
       <w:proofErr w:type="spellStart"/>
       <w:proofErr w:type="gramStart"/>
@@ -399,7 +414,13 @@
         <w:rPr>
           <w:bCs/>
         </w:rPr>
-        <w:t>GetNumber</w:t>
+        <w:t>Get</w:t>
+      </w:r>
+      <w:r>
+        <w:rPr>
+          <w:bCs/>
+        </w:rPr>
+        <w:t>Dish</w:t>
       </w:r>
       <w:proofErr w:type="spellEnd"/>
       <w:r>
@@ -459,181 +480,6 @@
           <w:bCs/>
         </w:rPr>
         <w:t>){</w:t>
-      </w:r>
-      <w:proofErr w:type="gramEnd"/>
-      <w:r>
-        <w:rPr>
-          <w:bCs/>
-        </w:rPr>
-        <w:t>}</w:t>
-      </w:r>
-    </w:p>
-    <w:p>
-      <w:pPr>
-        <w:pStyle w:val="a7"/>
-        <w:numPr>
-          <w:ilvl w:val="0"/>
-          <w:numId w:val="1"/>
-        </w:numPr>
-        <w:spacing w:after="240"/>
-        <w:rPr>
-          <w:bCs/>
-          <w:lang w:val="ru-RU"/>
-        </w:rPr>
-      </w:pPr>
-      <w:r>
-        <w:rPr>
-          <w:bCs/>
-          <w:lang w:val="ru-RU"/>
-        </w:rPr>
-        <w:t>Ввод</w:t>
-      </w:r>
-      <w:r>
-        <w:rPr>
-          <w:bCs/>
-          <w:lang w:val="ru-RU"/>
-        </w:rPr>
-        <w:t xml:space="preserve"> кол-в</w:t>
-      </w:r>
-      <w:r>
-        <w:rPr>
-          <w:bCs/>
-          <w:lang w:val="ru-RU"/>
-        </w:rPr>
-        <w:t>а</w:t>
-      </w:r>
-      <w:r>
-        <w:rPr>
-          <w:bCs/>
-          <w:lang w:val="ru-RU"/>
-        </w:rPr>
-        <w:t xml:space="preserve"> порций</w:t>
-      </w:r>
-    </w:p>
-    <w:p>
-      <w:pPr>
-        <w:pStyle w:val="a7"/>
-        <w:spacing w:after="240"/>
-        <w:rPr>
-          <w:bCs/>
-        </w:rPr>
-      </w:pPr>
-      <w:r>
-        <w:rPr>
-          <w:bCs/>
-          <w:lang w:val="ru-RU"/>
-        </w:rPr>
-        <w:t>Создание</w:t>
-      </w:r>
-      <w:r>
-        <w:rPr>
-          <w:bCs/>
-        </w:rPr>
-        <w:t xml:space="preserve"> </w:t>
-      </w:r>
-      <w:r>
-        <w:rPr>
-          <w:bCs/>
-          <w:lang w:val="ru-RU"/>
-        </w:rPr>
-        <w:t>функции</w:t>
-      </w:r>
-      <w:r>
-        <w:rPr>
-          <w:bCs/>
-        </w:rPr>
-        <w:t xml:space="preserve"> public</w:t>
-      </w:r>
-      <w:r>
-        <w:rPr>
-          <w:bCs/>
-        </w:rPr>
-        <w:t xml:space="preserve"> </w:t>
-      </w:r>
-      <w:r>
-        <w:rPr>
-          <w:bCs/>
-        </w:rPr>
-        <w:t>static</w:t>
-      </w:r>
-      <w:r>
-        <w:rPr>
-          <w:bCs/>
-        </w:rPr>
-        <w:t xml:space="preserve"> int</w:t>
-      </w:r>
-      <w:r>
-        <w:rPr>
-          <w:bCs/>
-        </w:rPr>
-        <w:t xml:space="preserve"> </w:t>
-      </w:r>
-      <w:proofErr w:type="spellStart"/>
-      <w:proofErr w:type="gramStart"/>
-      <w:r>
-        <w:rPr>
-          <w:bCs/>
-        </w:rPr>
-        <w:t>Get</w:t>
-      </w:r>
-      <w:r>
-        <w:rPr>
-          <w:bCs/>
-        </w:rPr>
-        <w:t>Amount</w:t>
-      </w:r>
-      <w:proofErr w:type="spellEnd"/>
-      <w:r>
-        <w:rPr>
-          <w:bCs/>
-        </w:rPr>
-        <w:t>(</w:t>
-      </w:r>
-      <w:proofErr w:type="gramEnd"/>
-      <w:r>
-        <w:rPr>
-          <w:bCs/>
-        </w:rPr>
-        <w:t>(</w:t>
-      </w:r>
-      <w:r>
-        <w:rPr>
-          <w:bCs/>
-        </w:rPr>
-        <w:t>&lt;string</w:t>
-      </w:r>
-      <w:r>
-        <w:rPr>
-          <w:bCs/>
-        </w:rPr>
-        <w:t>,</w:t>
-      </w:r>
-      <w:r>
-        <w:rPr>
-          <w:bCs/>
-        </w:rPr>
-        <w:t xml:space="preserve"> </w:t>
-      </w:r>
-      <w:proofErr w:type="gramStart"/>
-      <w:r>
-        <w:rPr>
-          <w:bCs/>
-        </w:rPr>
-        <w:t>int &gt;</w:t>
-      </w:r>
-      <w:proofErr w:type="gramEnd"/>
-      <w:r>
-        <w:rPr>
-          <w:bCs/>
-        </w:rPr>
-        <w:t xml:space="preserve"> </w:t>
-      </w:r>
-      <w:proofErr w:type="gramStart"/>
-      <w:r>
-        <w:rPr>
-          <w:bCs/>
-        </w:rPr>
-        <w:t>Menu){</w:t>
       </w:r>
       <w:proofErr w:type="gramEnd"/>
       <w:r>

--- a/lr2_0101/Документация.docx
+++ b/lr2_0101/Документация.docx
@@ -1,6 +1,6 @@
 
 <file path=word/document.xml><?xml version="1.0" encoding="utf-8"?>
-<w:document xmlns:wpc="http://schemas.microsoft.com/office/word/2010/wordprocessingCanvas" xmlns:cx="http://schemas.microsoft.com/office/drawing/2014/chartex" xmlns:cx1="http://schemas.microsoft.com/office/drawing/2015/9/8/chartex" xmlns:cx2="http://schemas.microsoft.com/office/drawing/2015/10/21/chartex" xmlns:cx3="http://schemas.microsoft.com/office/drawing/2016/5/9/chartex" xmlns:cx4="http://schemas.microsoft.com/office/drawing/2016/5/10/chartex" xmlns:cx5="http://schemas.microsoft.com/office/drawing/2016/5/11/chartex" xmlns:cx6="http://schemas.microsoft.com/office/drawing/2016/5/12/chartex" xmlns:cx7="http://schemas.microsoft.com/office/drawing/2016/5/13/chartex" xmlns:cx8="http://schemas.microsoft.com/office/drawing/2016/5/14/chartex" xmlns:mc="http://schemas.openxmlformats.org/markup-compatibility/2006" xmlns:aink="http://schemas.microsoft.com/office/drawing/2016/ink" xmlns:am3d="http://schemas.microsoft.com/office/drawing/2017/model3d" xmlns:o="urn:schemas-microsoft-com:office:office" xmlns:oel="http://schemas.microsoft.com/office/2019/extlst" xmlns:r="http://schemas.openxmlformats.org/officeDocument/2006/relationships" xmlns:m="http://schemas.openxmlformats.org/officeDocument/2006/math" xmlns:v="urn:schemas-microsoft-com:vml" xmlns:wp14="http://schemas.microsoft.com/office/word/2010/wordprocessingDrawing" xmlns:wp="http://schemas.openxmlformats.org/drawingml/2006/wordprocessingDrawing" xmlns:w10="urn:schemas-microsoft-com:office:word" xmlns:w="http://schemas.openxmlformats.org/wordprocessingml/2006/main" xmlns:w14="http://schemas.microsoft.com/office/word/2010/wordml" xmlns:w15="http://schemas.microsoft.com/office/word/2012/wordml" xmlns:w16cex="http://schemas.microsoft.com/office/word/2018/wordml/cex" xmlns:w16cid="http://schemas.microsoft.com/office/word/2016/wordml/cid" xmlns:w16="http://schemas.microsoft.com/office/word/2018/wordml" xmlns:w16du="http://schemas.microsoft.com/office/word/2023/wordml/word16du" xmlns:w16sdtdh="http://schemas.microsoft.com/office/word/2020/wordml/sdtdatahash" xmlns:w16sdtfl="http://schemas.microsoft.com/office/word/2024/wordml/sdtformatlock" xmlns:w16se="http://schemas.microsoft.com/office/word/2015/wordml/symex" xmlns:wpg="http://schemas.microsoft.com/office/word/2010/wordprocessingGroup" xmlns:wpi="http://schemas.microsoft.com/office/word/2010/wordprocessingInk" xmlns:wne="http://schemas.microsoft.com/office/word/2006/wordml" xmlns:wps="http://schemas.microsoft.com/office/word/2010/wordprocessingShape" mc:Ignorable="w14 w15 w16se w16cid w16 w16cex w16sdtdh w16sdtfl w16du wp14">
+<w:document xmlns:wpc="http://schemas.microsoft.com/office/word/2010/wordprocessingCanvas" xmlns:mc="http://schemas.openxmlformats.org/markup-compatibility/2006" xmlns:o="urn:schemas-microsoft-com:office:office" xmlns:r="http://schemas.openxmlformats.org/officeDocument/2006/relationships" xmlns:m="http://schemas.openxmlformats.org/officeDocument/2006/math" xmlns:v="urn:schemas-microsoft-com:vml" xmlns:wp14="http://schemas.microsoft.com/office/word/2010/wordprocessingDrawing" xmlns:wp="http://schemas.openxmlformats.org/drawingml/2006/wordprocessingDrawing" xmlns:w10="urn:schemas-microsoft-com:office:word" xmlns:w="http://schemas.openxmlformats.org/wordprocessingml/2006/main" xmlns:w14="http://schemas.microsoft.com/office/word/2010/wordml" xmlns:w15="http://schemas.microsoft.com/office/word/2012/wordml" xmlns:wpg="http://schemas.microsoft.com/office/word/2010/wordprocessingGroup" xmlns:wpi="http://schemas.microsoft.com/office/word/2010/wordprocessingInk" xmlns:wne="http://schemas.microsoft.com/office/word/2006/wordml" xmlns:wps="http://schemas.microsoft.com/office/word/2010/wordprocessingShape" mc:Ignorable="w14 w15 wp14">
   <w:body>
     <w:p>
       <w:pPr>
@@ -24,6 +24,7 @@
         <w:jc w:val="center"/>
         <w:rPr>
           <w:b/>
+          <w:lang w:val="ru-RU"/>
         </w:rPr>
       </w:pPr>
       <w:r>
@@ -42,6 +43,34 @@
           <w:lang w:val="ru-RU"/>
         </w:rPr>
       </w:pPr>
+      <w:r>
+        <w:rPr>
+          <w:bCs/>
+          <w:lang w:val="ru-RU"/>
+        </w:rPr>
+        <w:t>Консольная программа на C</w:t>
+      </w:r>
+      <w:r>
+        <w:rPr>
+          <w:bCs/>
+          <w:lang w:val="ru-RU"/>
+        </w:rPr>
+        <w:t>#, которая оформляет заказ бл</w:t>
+      </w:r>
+      <w:r>
+        <w:rPr>
+          <w:bCs/>
+          <w:lang w:val="ru-RU"/>
+        </w:rPr>
+        <w:t>юд в столовой по заданному меню,</w:t>
+      </w:r>
+      <w:r>
+        <w:rPr>
+          <w:bCs/>
+          <w:lang w:val="ru-RU"/>
+        </w:rPr>
+        <w:t xml:space="preserve"> принимает номера блюд и количество порций, проверяет наличие на складе, списывает остатки и выводит итоговую стоимость заказа. </w:t>
+      </w:r>
       <w:r>
         <w:rPr>
           <w:bCs/>
@@ -60,30 +89,23 @@
         <w:spacing w:after="240"/>
         <w:rPr>
           <w:bCs/>
-        </w:rPr>
-      </w:pPr>
-      <w:proofErr w:type="spellStart"/>
-      <w:r>
-        <w:rPr>
-          <w:bCs/>
-        </w:rPr>
-        <w:t>Инициализация</w:t>
-      </w:r>
-      <w:proofErr w:type="spellEnd"/>
-      <w:r>
-        <w:rPr>
-          <w:bCs/>
-        </w:rPr>
-        <w:t xml:space="preserve"> </w:t>
-      </w:r>
-      <w:proofErr w:type="spellStart"/>
-      <w:r>
-        <w:rPr>
-          <w:bCs/>
-        </w:rPr>
-        <w:t>меню</w:t>
-      </w:r>
-      <w:proofErr w:type="spellEnd"/>
+          <w:lang w:val="ru-RU"/>
+        </w:rPr>
+      </w:pPr>
+      <w:r>
+        <w:rPr>
+          <w:bCs/>
+          <w:lang w:val="ru-RU"/>
+        </w:rPr>
+        <w:t>Инициализация меню</w:t>
+      </w:r>
+      <w:r>
+        <w:rPr>
+          <w:bCs/>
+          <w:lang w:val="ru-RU"/>
+        </w:rPr>
+        <w:t xml:space="preserve">. </w:t>
+      </w:r>
     </w:p>
     <w:p>
       <w:pPr>
@@ -106,7 +128,21 @@
           <w:bCs/>
           <w:lang w:val="ru-RU"/>
         </w:rPr>
-        <w:t xml:space="preserve"> структуры меню</w:t>
+        <w:t xml:space="preserve"> класса</w:t>
+      </w:r>
+      <w:r>
+        <w:rPr>
+          <w:bCs/>
+          <w:lang w:val="ru-RU"/>
+        </w:rPr>
+        <w:t xml:space="preserve"> меню</w:t>
+      </w:r>
+      <w:r>
+        <w:rPr>
+          <w:bCs/>
+          <w:lang w:val="ru-RU"/>
+        </w:rPr>
+        <w:t xml:space="preserve"> в отдельном файле</w:t>
       </w:r>
       <w:r>
         <w:rPr>
@@ -136,6 +172,192 @@
         </w:rPr>
         <w:t>названиями блюд, ценами и кол-во порций</w:t>
       </w:r>
+      <w:r>
+        <w:rPr>
+          <w:bCs/>
+          <w:lang w:val="ru-RU"/>
+        </w:rPr>
+        <w:t xml:space="preserve"> с помощью функции </w:t>
+      </w:r>
+    </w:p>
+    <w:p>
+      <w:pPr>
+        <w:pStyle w:val="a7"/>
+        <w:spacing w:after="240"/>
+        <w:rPr>
+          <w:bCs/>
+        </w:rPr>
+      </w:pPr>
+      <w:proofErr w:type="gramStart"/>
+      <w:r>
+        <w:rPr>
+          <w:bCs/>
+        </w:rPr>
+        <w:t>static</w:t>
+      </w:r>
+      <w:proofErr w:type="gramEnd"/>
+      <w:r>
+        <w:rPr>
+          <w:bCs/>
+        </w:rPr>
+        <w:t xml:space="preserve"> Menu </w:t>
+      </w:r>
+      <w:proofErr w:type="spellStart"/>
+      <w:r>
+        <w:rPr>
+          <w:bCs/>
+        </w:rPr>
+        <w:t>CreateDish</w:t>
+      </w:r>
+      <w:proofErr w:type="spellEnd"/>
+      <w:r>
+        <w:rPr>
+          <w:bCs/>
+        </w:rPr>
+        <w:t>(</w:t>
+      </w:r>
+      <w:proofErr w:type="spellStart"/>
+      <w:r>
+        <w:rPr>
+          <w:bCs/>
+        </w:rPr>
+        <w:t>int</w:t>
+      </w:r>
+      <w:proofErr w:type="spellEnd"/>
+      <w:r>
+        <w:rPr>
+          <w:bCs/>
+        </w:rPr>
+        <w:t xml:space="preserve"> id, string name, </w:t>
+      </w:r>
+      <w:proofErr w:type="spellStart"/>
+      <w:r>
+        <w:rPr>
+          <w:bCs/>
+        </w:rPr>
+        <w:t>int</w:t>
+      </w:r>
+      <w:proofErr w:type="spellEnd"/>
+      <w:r>
+        <w:rPr>
+          <w:bCs/>
+        </w:rPr>
+        <w:t xml:space="preserve"> price, </w:t>
+      </w:r>
+      <w:proofErr w:type="spellStart"/>
+      <w:r>
+        <w:rPr>
+          <w:bCs/>
+        </w:rPr>
+        <w:t>int</w:t>
+      </w:r>
+      <w:proofErr w:type="spellEnd"/>
+      <w:r>
+        <w:rPr>
+          <w:bCs/>
+        </w:rPr>
+        <w:t xml:space="preserve"> amount)</w:t>
+      </w:r>
+      <w:r>
+        <w:rPr>
+          <w:bCs/>
+        </w:rPr>
+        <w:t xml:space="preserve">, </w:t>
+      </w:r>
+      <w:r>
+        <w:rPr>
+          <w:bCs/>
+          <w:lang w:val="ru-RU"/>
+        </w:rPr>
+        <w:t>которая</w:t>
+      </w:r>
+      <w:r>
+        <w:rPr>
+          <w:bCs/>
+        </w:rPr>
+        <w:t xml:space="preserve"> </w:t>
+      </w:r>
+      <w:r>
+        <w:rPr>
+          <w:bCs/>
+          <w:lang w:val="ru-RU"/>
+        </w:rPr>
+        <w:t>с</w:t>
+      </w:r>
+      <w:r>
+        <w:rPr>
+          <w:bCs/>
+          <w:lang w:val="ru-RU"/>
+        </w:rPr>
+        <w:t>оздаёт</w:t>
+      </w:r>
+      <w:r>
+        <w:rPr>
+          <w:bCs/>
+        </w:rPr>
+        <w:t xml:space="preserve"> </w:t>
+      </w:r>
+      <w:r>
+        <w:rPr>
+          <w:bCs/>
+          <w:lang w:val="ru-RU"/>
+        </w:rPr>
+        <w:t>объект</w:t>
+      </w:r>
+      <w:r>
+        <w:rPr>
+          <w:bCs/>
+        </w:rPr>
+        <w:t xml:space="preserve"> Menu</w:t>
+      </w:r>
+      <w:r>
+        <w:rPr>
+          <w:bCs/>
+        </w:rPr>
+        <w:t xml:space="preserve"> </w:t>
+      </w:r>
+      <w:r>
+        <w:rPr>
+          <w:bCs/>
+          <w:lang w:val="ru-RU"/>
+        </w:rPr>
+        <w:t>с</w:t>
+      </w:r>
+      <w:r>
+        <w:rPr>
+          <w:bCs/>
+        </w:rPr>
+        <w:t xml:space="preserve"> </w:t>
+      </w:r>
+      <w:r>
+        <w:rPr>
+          <w:bCs/>
+          <w:lang w:val="ru-RU"/>
+        </w:rPr>
+        <w:t>заданными</w:t>
+      </w:r>
+      <w:r>
+        <w:rPr>
+          <w:bCs/>
+        </w:rPr>
+        <w:t xml:space="preserve"> </w:t>
+      </w:r>
+      <w:r>
+        <w:rPr>
+          <w:bCs/>
+          <w:lang w:val="ru-RU"/>
+        </w:rPr>
+        <w:t>полями</w:t>
+      </w:r>
+    </w:p>
+    <w:p>
+      <w:pPr>
+        <w:pStyle w:val="a7"/>
+        <w:spacing w:after="240"/>
+        <w:rPr>
+          <w:bCs/>
+        </w:rPr>
+      </w:pPr>
     </w:p>
     <w:p>
       <w:pPr>
@@ -147,58 +369,16 @@
         <w:spacing w:after="240"/>
         <w:rPr>
           <w:bCs/>
-        </w:rPr>
-      </w:pPr>
-      <w:proofErr w:type="spellStart"/>
-      <w:r>
-        <w:rPr>
-          <w:bCs/>
-        </w:rPr>
-        <w:t>Вывод</w:t>
-      </w:r>
-      <w:proofErr w:type="spellEnd"/>
-      <w:r>
-        <w:rPr>
-          <w:bCs/>
-        </w:rPr>
-        <w:t xml:space="preserve"> </w:t>
-      </w:r>
-      <w:proofErr w:type="spellStart"/>
-      <w:r>
-        <w:rPr>
-          <w:bCs/>
-        </w:rPr>
-        <w:t>меню</w:t>
-      </w:r>
-      <w:proofErr w:type="spellEnd"/>
-      <w:r>
-        <w:rPr>
-          <w:bCs/>
-        </w:rPr>
-        <w:t xml:space="preserve"> </w:t>
-      </w:r>
-      <w:proofErr w:type="spellStart"/>
-      <w:r>
-        <w:rPr>
-          <w:bCs/>
-        </w:rPr>
-        <w:t>на</w:t>
-      </w:r>
-      <w:proofErr w:type="spellEnd"/>
-      <w:r>
-        <w:rPr>
-          <w:bCs/>
-        </w:rPr>
-        <w:t xml:space="preserve"> </w:t>
-      </w:r>
-      <w:proofErr w:type="spellStart"/>
-      <w:r>
-        <w:rPr>
-          <w:bCs/>
-        </w:rPr>
-        <w:t>экран</w:t>
-      </w:r>
-      <w:proofErr w:type="spellEnd"/>
+          <w:lang w:val="ru-RU"/>
+        </w:rPr>
+      </w:pPr>
+      <w:r>
+        <w:rPr>
+          <w:bCs/>
+          <w:lang w:val="ru-RU"/>
+        </w:rPr>
+        <w:t>Вывод меню на экран.</w:t>
+      </w:r>
     </w:p>
     <w:p>
       <w:pPr>
@@ -206,6 +386,7 @@
         <w:spacing w:after="240"/>
         <w:rPr>
           <w:bCs/>
+          <w:lang w:val="ru-RU"/>
         </w:rPr>
       </w:pPr>
       <w:r>
@@ -218,6 +399,7 @@
       <w:r>
         <w:rPr>
           <w:bCs/>
+          <w:lang w:val="ru-RU"/>
         </w:rPr>
         <w:t xml:space="preserve"> </w:t>
       </w:r>
@@ -231,51 +413,7 @@
       <w:r>
         <w:rPr>
           <w:bCs/>
-        </w:rPr>
-        <w:t xml:space="preserve"> public</w:t>
-      </w:r>
-      <w:r>
-        <w:rPr>
-          <w:bCs/>
-        </w:rPr>
-        <w:t xml:space="preserve"> static</w:t>
-      </w:r>
-      <w:r>
-        <w:rPr>
-          <w:bCs/>
-        </w:rPr>
-        <w:t xml:space="preserve"> void </w:t>
-      </w:r>
-      <w:proofErr w:type="gramStart"/>
-      <w:r>
-        <w:rPr>
-          <w:bCs/>
-        </w:rPr>
-        <w:t>Print(</w:t>
-      </w:r>
-      <w:proofErr w:type="gramEnd"/>
-      <w:r>
-        <w:rPr>
-          <w:bCs/>
-        </w:rPr>
-        <w:t>&lt;string</w:t>
-      </w:r>
-      <w:r>
-        <w:rPr>
-          <w:bCs/>
-        </w:rPr>
-        <w:t xml:space="preserve">, </w:t>
-      </w:r>
-      <w:proofErr w:type="gramStart"/>
-      <w:r>
-        <w:rPr>
-          <w:bCs/>
-        </w:rPr>
-        <w:t>int</w:t>
-      </w:r>
-      <w:r>
-        <w:rPr>
-          <w:bCs/>
+          <w:lang w:val="ru-RU"/>
         </w:rPr>
         <w:t xml:space="preserve"> </w:t>
       </w:r>
@@ -283,15 +421,180 @@
         <w:rPr>
           <w:bCs/>
         </w:rPr>
-        <w:t>&gt;</w:t>
-      </w:r>
-      <w:proofErr w:type="gramEnd"/>
-      <w:r>
-        <w:rPr>
-          <w:bCs/>
-        </w:rPr>
-        <w:t xml:space="preserve"> Menu) {}</w:t>
-      </w:r>
+        <w:t>public</w:t>
+      </w:r>
+      <w:r>
+        <w:rPr>
+          <w:bCs/>
+          <w:lang w:val="ru-RU"/>
+        </w:rPr>
+        <w:t xml:space="preserve"> </w:t>
+      </w:r>
+      <w:r>
+        <w:rPr>
+          <w:bCs/>
+        </w:rPr>
+        <w:t>static</w:t>
+      </w:r>
+      <w:r>
+        <w:rPr>
+          <w:bCs/>
+          <w:lang w:val="ru-RU"/>
+        </w:rPr>
+        <w:t xml:space="preserve"> </w:t>
+      </w:r>
+      <w:r>
+        <w:rPr>
+          <w:bCs/>
+        </w:rPr>
+        <w:t>void</w:t>
+      </w:r>
+      <w:r>
+        <w:rPr>
+          <w:bCs/>
+          <w:lang w:val="ru-RU"/>
+        </w:rPr>
+        <w:t xml:space="preserve"> </w:t>
+      </w:r>
+      <w:r>
+        <w:rPr>
+          <w:bCs/>
+        </w:rPr>
+        <w:t>Print</w:t>
+      </w:r>
+      <w:r>
+        <w:rPr>
+          <w:bCs/>
+          <w:lang w:val="ru-RU"/>
+        </w:rPr>
+        <w:t>(</w:t>
+      </w:r>
+      <w:r>
+        <w:rPr>
+          <w:bCs/>
+        </w:rPr>
+        <w:t>List</w:t>
+      </w:r>
+      <w:r>
+        <w:rPr>
+          <w:bCs/>
+          <w:lang w:val="ru-RU"/>
+        </w:rPr>
+        <w:t>&lt;</w:t>
+      </w:r>
+      <w:r>
+        <w:rPr>
+          <w:bCs/>
+        </w:rPr>
+        <w:t>Menu</w:t>
+      </w:r>
+      <w:r>
+        <w:rPr>
+          <w:bCs/>
+          <w:lang w:val="ru-RU"/>
+        </w:rPr>
+        <w:t xml:space="preserve">&gt; </w:t>
+      </w:r>
+      <w:r>
+        <w:rPr>
+          <w:bCs/>
+        </w:rPr>
+        <w:t>menus</w:t>
+      </w:r>
+      <w:r>
+        <w:rPr>
+          <w:bCs/>
+          <w:lang w:val="ru-RU"/>
+        </w:rPr>
+        <w:t xml:space="preserve">), </w:t>
+      </w:r>
+      <w:r>
+        <w:rPr>
+          <w:bCs/>
+          <w:lang w:val="ru-RU"/>
+        </w:rPr>
+        <w:t>которая</w:t>
+      </w:r>
+      <w:r>
+        <w:rPr>
+          <w:bCs/>
+          <w:lang w:val="ru-RU"/>
+        </w:rPr>
+        <w:t xml:space="preserve"> </w:t>
+      </w:r>
+      <w:r>
+        <w:rPr>
+          <w:bCs/>
+          <w:lang w:val="ru-RU"/>
+        </w:rPr>
+        <w:t>выводит</w:t>
+      </w:r>
+      <w:r>
+        <w:rPr>
+          <w:bCs/>
+          <w:lang w:val="ru-RU"/>
+        </w:rPr>
+        <w:t xml:space="preserve"> </w:t>
+      </w:r>
+      <w:r>
+        <w:rPr>
+          <w:bCs/>
+          <w:lang w:val="ru-RU"/>
+        </w:rPr>
+        <w:t>список</w:t>
+      </w:r>
+      <w:r>
+        <w:rPr>
+          <w:bCs/>
+          <w:lang w:val="ru-RU"/>
+        </w:rPr>
+        <w:t xml:space="preserve"> </w:t>
+      </w:r>
+      <w:r>
+        <w:rPr>
+          <w:bCs/>
+          <w:lang w:val="ru-RU"/>
+        </w:rPr>
+        <w:t>меню</w:t>
+      </w:r>
+      <w:r>
+        <w:rPr>
+          <w:bCs/>
+          <w:lang w:val="ru-RU"/>
+        </w:rPr>
+        <w:t xml:space="preserve"> </w:t>
+      </w:r>
+      <w:r>
+        <w:rPr>
+          <w:bCs/>
+          <w:lang w:val="ru-RU"/>
+        </w:rPr>
+        <w:t>на</w:t>
+      </w:r>
+      <w:r>
+        <w:rPr>
+          <w:bCs/>
+          <w:lang w:val="ru-RU"/>
+        </w:rPr>
+        <w:t xml:space="preserve"> </w:t>
+      </w:r>
+      <w:r>
+        <w:rPr>
+          <w:bCs/>
+          <w:lang w:val="ru-RU"/>
+        </w:rPr>
+        <w:t>консоль</w:t>
+      </w:r>
+    </w:p>
+    <w:p>
+      <w:pPr>
+        <w:pStyle w:val="a7"/>
+        <w:spacing w:after="240"/>
+        <w:rPr>
+          <w:bCs/>
+          <w:lang w:val="ru-RU"/>
+        </w:rPr>
+      </w:pPr>
     </w:p>
     <w:p>
       <w:pPr>
@@ -348,6 +651,7 @@
         <w:spacing w:after="240"/>
         <w:rPr>
           <w:bCs/>
+          <w:lang w:val="ru-RU"/>
         </w:rPr>
       </w:pPr>
       <w:r>
@@ -374,19 +678,62 @@
         <w:rPr>
           <w:bCs/>
         </w:rPr>
-        <w:t xml:space="preserve"> public</w:t>
-      </w:r>
-      <w:r>
-        <w:rPr>
-          <w:bCs/>
-        </w:rPr>
         <w:t xml:space="preserve"> </w:t>
       </w:r>
       <w:r>
         <w:rPr>
           <w:bCs/>
         </w:rPr>
-        <w:t>static</w:t>
+        <w:t xml:space="preserve">static </w:t>
+      </w:r>
+      <w:proofErr w:type="gramStart"/>
+      <w:r>
+        <w:rPr>
+          <w:bCs/>
+        </w:rPr>
+        <w:t>Dictionary&lt;</w:t>
+      </w:r>
+      <w:proofErr w:type="gramEnd"/>
+      <w:r>
+        <w:rPr>
+          <w:bCs/>
+        </w:rPr>
+        <w:t xml:space="preserve">string, </w:t>
+      </w:r>
+      <w:proofErr w:type="spellStart"/>
+      <w:r>
+        <w:rPr>
+          <w:bCs/>
+        </w:rPr>
+        <w:t>int</w:t>
+      </w:r>
+      <w:proofErr w:type="spellEnd"/>
+      <w:r>
+        <w:rPr>
+          <w:bCs/>
+        </w:rPr>
+        <w:t xml:space="preserve">&gt; </w:t>
+      </w:r>
+      <w:proofErr w:type="spellStart"/>
+      <w:r>
+        <w:rPr>
+          <w:bCs/>
+        </w:rPr>
+        <w:t>GetDish</w:t>
+      </w:r>
+      <w:proofErr w:type="spellEnd"/>
+      <w:r>
+        <w:rPr>
+          <w:bCs/>
+        </w:rPr>
+        <w:t xml:space="preserve">(List&lt;Menu&gt; menus). </w:t>
+      </w:r>
+      <w:r>
+        <w:rPr>
+          <w:bCs/>
+          <w:lang w:val="ru-RU"/>
+        </w:rPr>
+        <w:t>Цикл</w:t>
       </w:r>
       <w:r>
         <w:rPr>
@@ -394,59 +741,12 @@
         </w:rPr>
         <w:t xml:space="preserve"> </w:t>
       </w:r>
-      <w:proofErr w:type="gramStart"/>
-      <w:r>
-        <w:rPr>
-          <w:bCs/>
-        </w:rPr>
-        <w:t>List&lt;</w:t>
-      </w:r>
-      <w:proofErr w:type="gramEnd"/>
-      <w:r>
-        <w:rPr>
-          <w:bCs/>
-        </w:rPr>
-        <w:t xml:space="preserve">Menu&gt; </w:t>
-      </w:r>
-      <w:proofErr w:type="spellStart"/>
-      <w:proofErr w:type="gramStart"/>
-      <w:r>
-        <w:rPr>
-          <w:bCs/>
-        </w:rPr>
-        <w:t>Get</w:t>
-      </w:r>
-      <w:r>
-        <w:rPr>
-          <w:bCs/>
-        </w:rPr>
-        <w:t>Dish</w:t>
-      </w:r>
-      <w:proofErr w:type="spellEnd"/>
-      <w:r>
-        <w:rPr>
-          <w:bCs/>
-        </w:rPr>
-        <w:t>(</w:t>
-      </w:r>
-      <w:proofErr w:type="gramEnd"/>
-      <w:r>
-        <w:rPr>
-          <w:bCs/>
-        </w:rPr>
-        <w:t>(</w:t>
-      </w:r>
-      <w:r>
-        <w:rPr>
-          <w:bCs/>
-        </w:rPr>
-        <w:t>&lt;string</w:t>
-      </w:r>
-      <w:r>
-        <w:rPr>
-          <w:bCs/>
-        </w:rPr>
-        <w:t>,</w:t>
+      <w:r>
+        <w:rPr>
+          <w:bCs/>
+          <w:lang w:val="ru-RU"/>
+        </w:rPr>
+        <w:t>приёма</w:t>
       </w:r>
       <w:r>
         <w:rPr>
@@ -454,40 +754,184 @@
         </w:rPr>
         <w:t xml:space="preserve"> </w:t>
       </w:r>
-      <w:proofErr w:type="gramStart"/>
-      <w:r>
-        <w:rPr>
-          <w:bCs/>
-        </w:rPr>
-        <w:t>int &gt;</w:t>
-      </w:r>
-      <w:proofErr w:type="gramEnd"/>
-      <w:r>
-        <w:rPr>
-          <w:bCs/>
-        </w:rPr>
-        <w:t xml:space="preserve"> </w:t>
-      </w:r>
-      <w:proofErr w:type="gramStart"/>
-      <w:r>
-        <w:rPr>
-          <w:bCs/>
-        </w:rPr>
-        <w:t>Menu</w:t>
-      </w:r>
-      <w:r>
-        <w:rPr>
-          <w:bCs/>
-        </w:rPr>
-        <w:t>){</w:t>
-      </w:r>
-      <w:proofErr w:type="gramEnd"/>
-      <w:r>
-        <w:rPr>
-          <w:bCs/>
-        </w:rPr>
-        <w:t>}</w:t>
-      </w:r>
+      <w:r>
+        <w:rPr>
+          <w:bCs/>
+          <w:lang w:val="ru-RU"/>
+        </w:rPr>
+        <w:t>заказа</w:t>
+      </w:r>
+      <w:r>
+        <w:rPr>
+          <w:bCs/>
+        </w:rPr>
+        <w:t xml:space="preserve">. </w:t>
+      </w:r>
+      <w:r>
+        <w:rPr>
+          <w:bCs/>
+          <w:lang w:val="ru-RU"/>
+        </w:rPr>
+        <w:t>Повторяет запрос,</w:t>
+      </w:r>
+      <w:r>
+        <w:rPr>
+          <w:bCs/>
+          <w:lang w:val="ru-RU"/>
+        </w:rPr>
+        <w:t xml:space="preserve"> пока пользователь не введёт 0.</w:t>
+      </w:r>
+    </w:p>
+    <w:p>
+      <w:pPr>
+        <w:pStyle w:val="a7"/>
+        <w:spacing w:after="240"/>
+        <w:rPr>
+          <w:bCs/>
+          <w:lang w:val="ru-RU"/>
+        </w:rPr>
+      </w:pPr>
+      <w:r>
+        <w:rPr>
+          <w:bCs/>
+          <w:lang w:val="ru-RU"/>
+        </w:rPr>
+        <w:t>На каждом шаге:</w:t>
+      </w:r>
+    </w:p>
+    <w:p>
+      <w:pPr>
+        <w:pStyle w:val="a7"/>
+        <w:numPr>
+          <w:ilvl w:val="0"/>
+          <w:numId w:val="2"/>
+        </w:numPr>
+        <w:spacing w:after="240"/>
+        <w:ind w:firstLine="273"/>
+        <w:rPr>
+          <w:bCs/>
+          <w:lang w:val="ru-RU"/>
+        </w:rPr>
+      </w:pPr>
+      <w:r>
+        <w:rPr>
+          <w:bCs/>
+          <w:lang w:val="ru-RU"/>
+        </w:rPr>
+        <w:t>Запрашивает номер блюда</w:t>
+      </w:r>
+    </w:p>
+    <w:p>
+      <w:pPr>
+        <w:pStyle w:val="a7"/>
+        <w:numPr>
+          <w:ilvl w:val="0"/>
+          <w:numId w:val="2"/>
+        </w:numPr>
+        <w:spacing w:after="240"/>
+        <w:ind w:firstLine="273"/>
+        <w:rPr>
+          <w:bCs/>
+          <w:lang w:val="ru-RU"/>
+        </w:rPr>
+      </w:pPr>
+      <w:r>
+        <w:rPr>
+          <w:bCs/>
+          <w:lang w:val="ru-RU"/>
+        </w:rPr>
+        <w:t>Проверяет, что это ч</w:t>
+      </w:r>
+      <w:r>
+        <w:rPr>
+          <w:bCs/>
+          <w:lang w:val="ru-RU"/>
+        </w:rPr>
+        <w:t>исло и что оно в диапазоне 1–5</w:t>
+      </w:r>
+    </w:p>
+    <w:p>
+      <w:pPr>
+        <w:pStyle w:val="a7"/>
+        <w:numPr>
+          <w:ilvl w:val="0"/>
+          <w:numId w:val="2"/>
+        </w:numPr>
+        <w:spacing w:after="240"/>
+        <w:ind w:firstLine="273"/>
+        <w:rPr>
+          <w:bCs/>
+          <w:lang w:val="ru-RU"/>
+        </w:rPr>
+      </w:pPr>
+      <w:r>
+        <w:rPr>
+          <w:bCs/>
+          <w:lang w:val="ru-RU"/>
+        </w:rPr>
+        <w:t>Находит блюдо в меню</w:t>
+      </w:r>
+    </w:p>
+    <w:p>
+      <w:pPr>
+        <w:pStyle w:val="a7"/>
+        <w:numPr>
+          <w:ilvl w:val="0"/>
+          <w:numId w:val="2"/>
+        </w:numPr>
+        <w:spacing w:after="240"/>
+        <w:ind w:firstLine="273"/>
+        <w:rPr>
+          <w:bCs/>
+          <w:lang w:val="ru-RU"/>
+        </w:rPr>
+      </w:pPr>
+      <w:r>
+        <w:rPr>
+          <w:bCs/>
+          <w:lang w:val="ru-RU"/>
+        </w:rPr>
+        <w:t>Запрашивает количество</w:t>
+      </w:r>
+    </w:p>
+    <w:p>
+      <w:pPr>
+        <w:pStyle w:val="a7"/>
+        <w:numPr>
+          <w:ilvl w:val="0"/>
+          <w:numId w:val="2"/>
+        </w:numPr>
+        <w:spacing w:after="240"/>
+        <w:ind w:firstLine="273"/>
+        <w:rPr>
+          <w:bCs/>
+          <w:lang w:val="ru-RU"/>
+        </w:rPr>
+      </w:pPr>
+      <w:r>
+        <w:rPr>
+          <w:bCs/>
+          <w:lang w:val="ru-RU"/>
+        </w:rPr>
+        <w:t xml:space="preserve">Списывает порции со склада и записывает позицию в словарь </w:t>
+      </w:r>
+      <w:r>
+        <w:rPr>
+          <w:bCs/>
+        </w:rPr>
+        <w:t>order</w:t>
+      </w:r>
+    </w:p>
+    <w:p>
+      <w:pPr>
+        <w:pStyle w:val="a7"/>
+        <w:spacing w:after="240"/>
+        <w:ind w:left="993"/>
+        <w:rPr>
+          <w:bCs/>
+          <w:lang w:val="ru-RU"/>
+        </w:rPr>
+      </w:pPr>
     </w:p>
     <w:p>
       <w:pPr>
@@ -506,7 +950,20 @@
           <w:bCs/>
           <w:lang w:val="ru-RU"/>
         </w:rPr>
-        <w:t>Проверка наличия блюда</w:t>
+        <w:t>Вывод</w:t>
+      </w:r>
+      <w:r>
+        <w:rPr>
+          <w:bCs/>
+        </w:rPr>
+        <w:t xml:space="preserve"> </w:t>
+      </w:r>
+      <w:r>
+        <w:rPr>
+          <w:bCs/>
+          <w:lang w:val="ru-RU"/>
+        </w:rPr>
+        <w:t>остатков</w:t>
       </w:r>
     </w:p>
     <w:p>
@@ -515,6 +972,7 @@
         <w:spacing w:after="240"/>
         <w:rPr>
           <w:bCs/>
+          <w:lang w:val="ru-RU"/>
         </w:rPr>
       </w:pPr>
       <w:r>
@@ -547,110 +1005,38 @@
         <w:rPr>
           <w:bCs/>
         </w:rPr>
-        <w:t>public</w:t>
-      </w:r>
-      <w:r>
-        <w:rPr>
-          <w:bCs/>
-        </w:rPr>
-        <w:t xml:space="preserve"> </w:t>
-      </w:r>
-      <w:r>
-        <w:rPr>
-          <w:bCs/>
-        </w:rPr>
-        <w:t>static</w:t>
-      </w:r>
-      <w:r>
-        <w:rPr>
-          <w:bCs/>
-        </w:rPr>
-        <w:t xml:space="preserve"> </w:t>
-      </w:r>
-      <w:r>
-        <w:rPr>
-          <w:bCs/>
-        </w:rPr>
-        <w:t>bool</w:t>
-      </w:r>
-      <w:r>
-        <w:rPr>
-          <w:bCs/>
-        </w:rPr>
-        <w:t xml:space="preserve"> </w:t>
-      </w:r>
-      <w:proofErr w:type="gramStart"/>
-      <w:r>
-        <w:rPr>
-          <w:bCs/>
-        </w:rPr>
-        <w:t>Check(</w:t>
-      </w:r>
-      <w:proofErr w:type="gramEnd"/>
-      <w:r>
-        <w:rPr>
-          <w:bCs/>
-        </w:rPr>
-        <w:t>string Name, &lt;</w:t>
-      </w:r>
-      <w:r>
-        <w:rPr>
-          <w:bCs/>
-        </w:rPr>
-        <w:t>string</w:t>
-      </w:r>
-      <w:r>
-        <w:rPr>
-          <w:bCs/>
-        </w:rPr>
-        <w:t>,</w:t>
-      </w:r>
-      <w:r>
-        <w:rPr>
-          <w:bCs/>
-        </w:rPr>
-        <w:t xml:space="preserve"> </w:t>
-      </w:r>
-      <w:proofErr w:type="gramStart"/>
-      <w:r>
-        <w:rPr>
-          <w:bCs/>
-        </w:rPr>
-        <w:t>int &gt;</w:t>
-      </w:r>
-      <w:proofErr w:type="gramEnd"/>
-      <w:r>
-        <w:rPr>
-          <w:bCs/>
-        </w:rPr>
-        <w:t xml:space="preserve"> </w:t>
-      </w:r>
-      <w:proofErr w:type="gramStart"/>
-      <w:r>
-        <w:rPr>
-          <w:bCs/>
-        </w:rPr>
-        <w:t>Menu</w:t>
-      </w:r>
-      <w:r>
-        <w:rPr>
-          <w:bCs/>
-        </w:rPr>
-        <w:t>)</w:t>
-      </w:r>
-      <w:r>
-        <w:rPr>
-          <w:bCs/>
-        </w:rPr>
-        <w:t>{</w:t>
-      </w:r>
-      <w:proofErr w:type="gramEnd"/>
-      <w:r>
-        <w:rPr>
-          <w:bCs/>
-        </w:rPr>
-        <w:t>}</w:t>
-      </w:r>
+        <w:t xml:space="preserve">static void </w:t>
+      </w:r>
+      <w:proofErr w:type="spellStart"/>
+      <w:r>
+        <w:rPr>
+          <w:bCs/>
+        </w:rPr>
+        <w:t>PrintFinalStock</w:t>
+      </w:r>
+      <w:proofErr w:type="spellEnd"/>
+      <w:r>
+        <w:rPr>
+          <w:bCs/>
+        </w:rPr>
+        <w:t xml:space="preserve">(List&lt;Menu&gt; menu). </w:t>
+      </w:r>
+      <w:r>
+        <w:rPr>
+          <w:bCs/>
+          <w:lang w:val="ru-RU"/>
+        </w:rPr>
+        <w:t>Выводит остатки порций одной строкой</w:t>
+      </w:r>
+    </w:p>
+    <w:p>
+      <w:pPr>
+        <w:pStyle w:val="a7"/>
+        <w:spacing w:after="240"/>
+        <w:rPr>
+          <w:bCs/>
+        </w:rPr>
+      </w:pPr>
     </w:p>
     <w:p>
       <w:pPr>
@@ -662,14 +1048,15 @@
         <w:spacing w:after="240"/>
         <w:rPr>
           <w:bCs/>
-        </w:rPr>
-      </w:pPr>
-      <w:r>
-        <w:rPr>
-          <w:bCs/>
-          <w:lang w:val="ru-RU"/>
-        </w:rPr>
-        <w:t>Списание порций со склада</w:t>
+          <w:lang w:val="ru-RU"/>
+        </w:rPr>
+      </w:pPr>
+      <w:r>
+        <w:rPr>
+          <w:bCs/>
+          <w:lang w:val="ru-RU"/>
+        </w:rPr>
+        <w:t xml:space="preserve">Подсчет итоговой стоимости. </w:t>
       </w:r>
     </w:p>
     <w:p>
@@ -678,6 +1065,7 @@
         <w:spacing w:after="240"/>
         <w:rPr>
           <w:bCs/>
+          <w:lang w:val="ru-RU"/>
         </w:rPr>
       </w:pPr>
       <w:r>
@@ -704,121 +1092,21 @@
         <w:rPr>
           <w:bCs/>
         </w:rPr>
-        <w:t xml:space="preserve"> public static void </w:t>
+        <w:t xml:space="preserve"> static </w:t>
       </w:r>
       <w:proofErr w:type="spellStart"/>
       <w:r>
         <w:rPr>
           <w:bCs/>
         </w:rPr>
-        <w:t>ReducingAmount</w:t>
+        <w:t>int</w:t>
       </w:r>
       <w:proofErr w:type="spellEnd"/>
       <w:r>
         <w:rPr>
           <w:bCs/>
         </w:rPr>
-        <w:t xml:space="preserve"> (string Name, </w:t>
-      </w:r>
-      <w:r>
-        <w:rPr>
-          <w:bCs/>
-        </w:rPr>
-        <w:t>&lt;string</w:t>
-      </w:r>
-      <w:r>
-        <w:rPr>
-          <w:bCs/>
-        </w:rPr>
-        <w:t>,</w:t>
-      </w:r>
-      <w:r>
-        <w:rPr>
-          <w:bCs/>
-        </w:rPr>
         <w:t xml:space="preserve"> </w:t>
-      </w:r>
-      <w:proofErr w:type="gramStart"/>
-      <w:r>
-        <w:rPr>
-          <w:bCs/>
-        </w:rPr>
-        <w:t>int &gt;</w:t>
-      </w:r>
-      <w:proofErr w:type="gramEnd"/>
-      <w:r>
-        <w:rPr>
-          <w:bCs/>
-        </w:rPr>
-        <w:t xml:space="preserve"> Menu</w:t>
-      </w:r>
-      <w:r>
-        <w:rPr>
-          <w:bCs/>
-        </w:rPr>
-        <w:t>)</w:t>
-      </w:r>
-    </w:p>
-    <w:p>
-      <w:pPr>
-        <w:pStyle w:val="a7"/>
-        <w:numPr>
-          <w:ilvl w:val="0"/>
-          <w:numId w:val="1"/>
-        </w:numPr>
-        <w:spacing w:after="240"/>
-        <w:rPr>
-          <w:bCs/>
-          <w:lang w:val="ru-RU"/>
-        </w:rPr>
-      </w:pPr>
-      <w:r>
-        <w:rPr>
-          <w:bCs/>
-          <w:lang w:val="ru-RU"/>
-        </w:rPr>
-        <w:t>Вывод стоимости заказа и остатков</w:t>
-      </w:r>
-    </w:p>
-    <w:p>
-      <w:pPr>
-        <w:pStyle w:val="a7"/>
-        <w:spacing w:after="240"/>
-        <w:rPr>
-          <w:bCs/>
-        </w:rPr>
-      </w:pPr>
-      <w:r>
-        <w:rPr>
-          <w:bCs/>
-          <w:lang w:val="ru-RU"/>
-        </w:rPr>
-        <w:t>Создание</w:t>
-      </w:r>
-      <w:r>
-        <w:rPr>
-          <w:bCs/>
-        </w:rPr>
-        <w:t xml:space="preserve"> </w:t>
-      </w:r>
-      <w:r>
-        <w:rPr>
-          <w:bCs/>
-          <w:lang w:val="ru-RU"/>
-        </w:rPr>
-        <w:t>функции</w:t>
-      </w:r>
-      <w:r>
-        <w:rPr>
-          <w:bCs/>
-        </w:rPr>
-        <w:t xml:space="preserve"> </w:t>
-      </w:r>
-      <w:r>
-        <w:rPr>
-          <w:bCs/>
-        </w:rPr>
-        <w:t xml:space="preserve">public static void </w:t>
       </w:r>
       <w:proofErr w:type="spellStart"/>
       <w:proofErr w:type="gramStart"/>
@@ -826,13 +1114,7 @@
         <w:rPr>
           <w:bCs/>
         </w:rPr>
-        <w:t>PrintR</w:t>
-      </w:r>
-      <w:r>
-        <w:rPr>
-          <w:bCs/>
-        </w:rPr>
-        <w:t>emains</w:t>
+        <w:t>CalculateTotal</w:t>
       </w:r>
       <w:proofErr w:type="spellEnd"/>
       <w:r>
@@ -846,62 +1128,31 @@
         <w:rPr>
           <w:bCs/>
         </w:rPr>
-        <w:t>&lt;</w:t>
-      </w:r>
-      <w:r>
-        <w:rPr>
-          <w:bCs/>
-        </w:rPr>
-        <w:t>string</w:t>
-      </w:r>
-      <w:r>
-        <w:rPr>
-          <w:bCs/>
-        </w:rPr>
-        <w:t>,</w:t>
-      </w:r>
-      <w:r>
-        <w:rPr>
-          <w:bCs/>
-        </w:rPr>
-        <w:t xml:space="preserve"> </w:t>
-      </w:r>
-      <w:proofErr w:type="gramStart"/>
-      <w:r>
-        <w:rPr>
-          <w:bCs/>
-        </w:rPr>
-        <w:t>int &gt;</w:t>
-      </w:r>
-      <w:proofErr w:type="gramEnd"/>
-      <w:r>
-        <w:rPr>
-          <w:bCs/>
-        </w:rPr>
-        <w:t xml:space="preserve"> Menu</w:t>
-      </w:r>
-      <w:r>
-        <w:rPr>
-          <w:bCs/>
-        </w:rPr>
-        <w:t>)</w:t>
-      </w:r>
-    </w:p>
-    <w:p>
-      <w:pPr>
-        <w:spacing w:after="240"/>
-        <w:ind w:left="720"/>
-        <w:rPr>
-          <w:bCs/>
-        </w:rPr>
-      </w:pPr>
-    </w:p>
-    <w:p>
-      <w:pPr>
-        <w:spacing w:after="0"/>
-        <w:ind w:firstLine="709"/>
-        <w:jc w:val="both"/>
-      </w:pPr>
+        <w:t xml:space="preserve">Dictionary&lt;string, </w:t>
+      </w:r>
+      <w:proofErr w:type="spellStart"/>
+      <w:r>
+        <w:rPr>
+          <w:bCs/>
+        </w:rPr>
+        <w:t>int</w:t>
+      </w:r>
+      <w:proofErr w:type="spellEnd"/>
+      <w:r>
+        <w:rPr>
+          <w:bCs/>
+        </w:rPr>
+        <w:t xml:space="preserve">&gt; order, List&lt;Menu&gt; menu). </w:t>
+      </w:r>
+      <w:r>
+        <w:rPr>
+          <w:bCs/>
+          <w:lang w:val="ru-RU"/>
+        </w:rPr>
+        <w:t>Считает итоговую стоимость заказа: для каждой позиции находит цену блюда в меню и умножает на количество.</w:t>
+      </w:r>
+      <w:bookmarkStart w:id="0" w:name="_GoBack"/>
+      <w:bookmarkEnd w:id="0"/>
     </w:p>
     <w:sectPr>
       <w:pgSz w:w="11906" w:h="16838" w:code="9"/>
@@ -914,11 +1165,100 @@
 </file>
 
 <file path=word/numbering.xml><?xml version="1.0" encoding="utf-8"?>
-<w:numbering xmlns:wpc="http://schemas.microsoft.com/office/word/2010/wordprocessingCanvas" xmlns:cx="http://schemas.microsoft.com/office/drawing/2014/chartex" xmlns:cx1="http://schemas.microsoft.com/office/drawing/2015/9/8/chartex" xmlns:cx2="http://schemas.microsoft.com/office/drawing/2015/10/21/chartex" xmlns:cx3="http://schemas.microsoft.com/office/drawing/2016/5/9/chartex" xmlns:cx4="http://schemas.microsoft.com/office/drawing/2016/5/10/chartex" xmlns:cx5="http://schemas.microsoft.com/office/drawing/2016/5/11/chartex" xmlns:cx6="http://schemas.microsoft.com/office/drawing/2016/5/12/chartex" xmlns:cx7="http://schemas.microsoft.com/office/drawing/2016/5/13/chartex" xmlns:cx8="http://schemas.microsoft.com/office/drawing/2016/5/14/chartex" xmlns:mc="http://schemas.openxmlformats.org/markup-compatibility/2006" xmlns:aink="http://schemas.microsoft.com/office/drawing/2016/ink" xmlns:am3d="http://schemas.microsoft.com/office/drawing/2017/model3d" xmlns:o="urn:schemas-microsoft-com:office:office" xmlns:oel="http://schemas.microsoft.com/office/2019/extlst" xmlns:r="http://schemas.openxmlformats.org/officeDocument/2006/relationships" xmlns:m="http://schemas.openxmlformats.org/officeDocument/2006/math" xmlns:v="urn:schemas-microsoft-com:vml" xmlns:wp14="http://schemas.microsoft.com/office/word/2010/wordprocessingDrawing" xmlns:wp="http://schemas.openxmlformats.org/drawingml/2006/wordprocessingDrawing" xmlns:w10="urn:schemas-microsoft-com:office:word" xmlns:w="http://schemas.openxmlformats.org/wordprocessingml/2006/main" xmlns:w14="http://schemas.microsoft.com/office/word/2010/wordml" xmlns:w15="http://schemas.microsoft.com/office/word/2012/wordml" xmlns:w16cex="http://schemas.microsoft.com/office/word/2018/wordml/cex" xmlns:w16cid="http://schemas.microsoft.com/office/word/2016/wordml/cid" xmlns:w16="http://schemas.microsoft.com/office/word/2018/wordml" xmlns:w16du="http://schemas.microsoft.com/office/word/2023/wordml/word16du" xmlns:w16sdtdh="http://schemas.microsoft.com/office/word/2020/wordml/sdtdatahash" xmlns:w16sdtfl="http://schemas.microsoft.com/office/word/2024/wordml/sdtformatlock" xmlns:w16se="http://schemas.microsoft.com/office/word/2015/wordml/symex" xmlns:wpg="http://schemas.microsoft.com/office/word/2010/wordprocessingGroup" xmlns:wpi="http://schemas.microsoft.com/office/word/2010/wordprocessingInk" xmlns:wne="http://schemas.microsoft.com/office/word/2006/wordml" xmlns:wps="http://schemas.microsoft.com/office/word/2010/wordprocessingShape" mc:Ignorable="w14 w15 w16se w16cid w16 w16cex w16sdtdh w16sdtfl w16du wp14">
+<w:numbering xmlns:wpc="http://schemas.microsoft.com/office/word/2010/wordprocessingCanvas" xmlns:mc="http://schemas.openxmlformats.org/markup-compatibility/2006" xmlns:o="urn:schemas-microsoft-com:office:office" xmlns:r="http://schemas.openxmlformats.org/officeDocument/2006/relationships" xmlns:m="http://schemas.openxmlformats.org/officeDocument/2006/math" xmlns:v="urn:schemas-microsoft-com:vml" xmlns:wp14="http://schemas.microsoft.com/office/word/2010/wordprocessingDrawing" xmlns:wp="http://schemas.openxmlformats.org/drawingml/2006/wordprocessingDrawing" xmlns:w10="urn:schemas-microsoft-com:office:word" xmlns:w="http://schemas.openxmlformats.org/wordprocessingml/2006/main" xmlns:w14="http://schemas.microsoft.com/office/word/2010/wordml" xmlns:w15="http://schemas.microsoft.com/office/word/2012/wordml" xmlns:wpg="http://schemas.microsoft.com/office/word/2010/wordprocessingGroup" xmlns:wpi="http://schemas.microsoft.com/office/word/2010/wordprocessingInk" xmlns:wne="http://schemas.microsoft.com/office/word/2006/wordml" xmlns:wps="http://schemas.microsoft.com/office/word/2010/wordprocessingShape" mc:Ignorable="w14 w15 wp14">
   <w:abstractNum w:abstractNumId="0" w15:restartNumberingAfterBreak="0">
+    <w:nsid w:val="0F846EEB"/>
+    <w:multiLevelType w:val="hybridMultilevel"/>
+    <w:tmpl w:val="07E08542"/>
+    <w:lvl w:ilvl="0" w:tplc="04190001">
+      <w:start w:val="1"/>
+      <w:numFmt w:val="bullet"/>
+      <w:lvlText w:val=""/>
+      <w:lvlJc w:val="left"/>
+      <w:pPr>
+        <w:ind w:left="720" w:hanging="360"/>
+      </w:pPr>
+      <w:rPr>
+        <w:rFonts w:ascii="Symbol" w:hAnsi="Symbol" w:hint="default"/>
+      </w:rPr>
+    </w:lvl>
+    <w:lvl w:ilvl="1" w:tplc="04190019">
+      <w:start w:val="1"/>
+      <w:numFmt w:val="lowerLetter"/>
+      <w:lvlText w:val="%2."/>
+      <w:lvlJc w:val="left"/>
+      <w:pPr>
+        <w:ind w:left="1440" w:hanging="360"/>
+      </w:pPr>
+    </w:lvl>
+    <w:lvl w:ilvl="2" w:tplc="0419001B" w:tentative="1">
+      <w:start w:val="1"/>
+      <w:numFmt w:val="lowerRoman"/>
+      <w:lvlText w:val="%3."/>
+      <w:lvlJc w:val="right"/>
+      <w:pPr>
+        <w:ind w:left="2160" w:hanging="180"/>
+      </w:pPr>
+    </w:lvl>
+    <w:lvl w:ilvl="3" w:tplc="0419000F" w:tentative="1">
+      <w:start w:val="1"/>
+      <w:numFmt w:val="decimal"/>
+      <w:lvlText w:val="%4."/>
+      <w:lvlJc w:val="left"/>
+      <w:pPr>
+        <w:ind w:left="2880" w:hanging="360"/>
+      </w:pPr>
+    </w:lvl>
+    <w:lvl w:ilvl="4" w:tplc="04190019" w:tentative="1">
+      <w:start w:val="1"/>
+      <w:numFmt w:val="lowerLetter"/>
+      <w:lvlText w:val="%5."/>
+      <w:lvlJc w:val="left"/>
+      <w:pPr>
+        <w:ind w:left="3600" w:hanging="360"/>
+      </w:pPr>
+    </w:lvl>
+    <w:lvl w:ilvl="5" w:tplc="0419001B" w:tentative="1">
+      <w:start w:val="1"/>
+      <w:numFmt w:val="lowerRoman"/>
+      <w:lvlText w:val="%6."/>
+      <w:lvlJc w:val="right"/>
+      <w:pPr>
+        <w:ind w:left="4320" w:hanging="180"/>
+      </w:pPr>
+    </w:lvl>
+    <w:lvl w:ilvl="6" w:tplc="0419000F" w:tentative="1">
+      <w:start w:val="1"/>
+      <w:numFmt w:val="decimal"/>
+      <w:lvlText w:val="%7."/>
+      <w:lvlJc w:val="left"/>
+      <w:pPr>
+        <w:ind w:left="5040" w:hanging="360"/>
+      </w:pPr>
+    </w:lvl>
+    <w:lvl w:ilvl="7" w:tplc="04190019" w:tentative="1">
+      <w:start w:val="1"/>
+      <w:numFmt w:val="lowerLetter"/>
+      <w:lvlText w:val="%8."/>
+      <w:lvlJc w:val="left"/>
+      <w:pPr>
+        <w:ind w:left="5760" w:hanging="360"/>
+      </w:pPr>
+    </w:lvl>
+    <w:lvl w:ilvl="8" w:tplc="0419001B" w:tentative="1">
+      <w:start w:val="1"/>
+      <w:numFmt w:val="lowerRoman"/>
+      <w:lvlText w:val="%9."/>
+      <w:lvlJc w:val="right"/>
+      <w:pPr>
+        <w:ind w:left="6480" w:hanging="180"/>
+      </w:pPr>
+    </w:lvl>
+  </w:abstractNum>
+  <w:abstractNum w:abstractNumId="1" w15:restartNumberingAfterBreak="0">
     <w:nsid w:val="299743A7"/>
     <w:multiLevelType w:val="hybridMultilevel"/>
-    <w:tmpl w:val="5CDCC498"/>
+    <w:tmpl w:val="2E5CD0BE"/>
     <w:lvl w:ilvl="0" w:tplc="0419000F">
       <w:start w:val="1"/>
       <w:numFmt w:val="decimal"/>
@@ -1004,14 +1344,17 @@
       </w:pPr>
     </w:lvl>
   </w:abstractNum>
-  <w:num w:numId="1" w16cid:durableId="2010061376">
+  <w:num w:numId="1">
+    <w:abstractNumId w:val="1"/>
+  </w:num>
+  <w:num w:numId="2">
     <w:abstractNumId w:val="0"/>
   </w:num>
 </w:numbering>
 </file>
 
 <file path=word/styles.xml><?xml version="1.0" encoding="utf-8"?>
-<w:styles xmlns:mc="http://schemas.openxmlformats.org/markup-compatibility/2006" xmlns:r="http://schemas.openxmlformats.org/officeDocument/2006/relationships" xmlns:w="http://schemas.openxmlformats.org/wordprocessingml/2006/main" xmlns:w14="http://schemas.microsoft.com/office/word/2010/wordml" xmlns:w15="http://schemas.microsoft.com/office/word/2012/wordml" xmlns:w16cex="http://schemas.microsoft.com/office/word/2018/wordml/cex" xmlns:w16cid="http://schemas.microsoft.com/office/word/2016/wordml/cid" xmlns:w16="http://schemas.microsoft.com/office/word/2018/wordml" xmlns:w16du="http://schemas.microsoft.com/office/word/2023/wordml/word16du" xmlns:w16sdtdh="http://schemas.microsoft.com/office/word/2020/wordml/sdtdatahash" xmlns:w16sdtfl="http://schemas.microsoft.com/office/word/2024/wordml/sdtformatlock" xmlns:w16se="http://schemas.microsoft.com/office/word/2015/wordml/symex" mc:Ignorable="w14 w15 w16se w16cid w16 w16cex w16sdtdh w16sdtfl w16du">
+<w:styles xmlns:mc="http://schemas.openxmlformats.org/markup-compatibility/2006" xmlns:r="http://schemas.openxmlformats.org/officeDocument/2006/relationships" xmlns:w="http://schemas.openxmlformats.org/wordprocessingml/2006/main" xmlns:w14="http://schemas.microsoft.com/office/word/2010/wordml" xmlns:w15="http://schemas.microsoft.com/office/word/2012/wordml" mc:Ignorable="w14 w15">
   <w:docDefaults>
     <w:rPrDefault>
       <w:rPr>
@@ -1027,7 +1370,7 @@
       </w:pPr>
     </w:pPrDefault>
   </w:docDefaults>
-  <w:latentStyles w:defLockedState="0" w:defUIPriority="99" w:defSemiHidden="0" w:defUnhideWhenUsed="0" w:defQFormat="0" w:count="376">
+  <w:latentStyles w:defLockedState="0" w:defUIPriority="99" w:defSemiHidden="0" w:defUnhideWhenUsed="0" w:defQFormat="0" w:count="371">
     <w:lsdException w:name="Normal" w:uiPriority="0" w:qFormat="1"/>
     <w:lsdException w:name="heading 1" w:uiPriority="9" w:qFormat="1"/>
     <w:lsdException w:name="heading 2" w:semiHidden="1" w:uiPriority="9" w:unhideWhenUsed="1" w:qFormat="1"/>
@@ -1399,11 +1742,6 @@
     <w:lsdException w:name="List Table 5 Dark Accent 6" w:uiPriority="50"/>
     <w:lsdException w:name="List Table 6 Colorful Accent 6" w:uiPriority="51"/>
     <w:lsdException w:name="List Table 7 Colorful Accent 6" w:uiPriority="52"/>
-    <w:lsdException w:name="Mention" w:semiHidden="1" w:unhideWhenUsed="1"/>
-    <w:lsdException w:name="Smart Hyperlink" w:semiHidden="1" w:unhideWhenUsed="1"/>
-    <w:lsdException w:name="Hashtag" w:semiHidden="1" w:unhideWhenUsed="1"/>
-    <w:lsdException w:name="Unresolved Mention" w:semiHidden="1" w:unhideWhenUsed="1"/>
-    <w:lsdException w:name="Smart Link" w:semiHidden="1" w:unhideWhenUsed="1"/>
   </w:latentStyles>
   <w:style w:type="paragraph" w:default="1" w:styleId="a">
     <w:name w:val="Normal"/>
@@ -1619,6 +1957,7 @@
   <w:style w:type="character" w:default="1" w:styleId="a0">
     <w:name w:val="Default Paragraph Font"/>
     <w:uiPriority w:val="1"/>
+    <w:semiHidden/>
     <w:unhideWhenUsed/>
   </w:style>
   <w:style w:type="table" w:default="1" w:styleId="a1">
@@ -1788,7 +2127,7 @@
     </w:rPr>
   </w:style>
   <w:style w:type="character" w:customStyle="1" w:styleId="a4">
-    <w:name w:val="Заголовок Знак"/>
+    <w:name w:val="Название Знак"/>
     <w:basedOn w:val="a0"/>
     <w:link w:val="a3"/>
     <w:uiPriority w:val="10"/>

--- a/lr2_0101/Документация.docx
+++ b/lr2_0101/Документация.docx
@@ -1026,7 +1026,14 @@
           <w:bCs/>
           <w:lang w:val="ru-RU"/>
         </w:rPr>
-        <w:t>Выводит остатки порций одной строкой</w:t>
+        <w:t>Вывод остатков</w:t>
+      </w:r>
+      <w:r>
+        <w:rPr>
+          <w:bCs/>
+          <w:lang w:val="ru-RU"/>
+        </w:rPr>
+        <w:t xml:space="preserve"> порций одной строкой</w:t>
       </w:r>
     </w:p>
     <w:p>
@@ -1035,6 +1042,7 @@
         <w:spacing w:after="240"/>
         <w:rPr>
           <w:bCs/>
+          <w:lang w:val="ru-RU"/>
         </w:rPr>
       </w:pPr>
     </w:p>
@@ -1149,10 +1157,24 @@
           <w:bCs/>
           <w:lang w:val="ru-RU"/>
         </w:rPr>
-        <w:t>Считает итоговую стоимость заказа: для каждой позиции находит цену блюда в меню и умножает на количество.</w:t>
+        <w:t>Подсчет итоговой стоимости заказа,</w:t>
+      </w:r>
+      <w:r>
+        <w:rPr>
+          <w:bCs/>
+          <w:lang w:val="ru-RU"/>
+        </w:rPr>
+        <w:t xml:space="preserve"> для каждой позиции находит цену блюда в меню и умно</w:t>
       </w:r>
       <w:bookmarkStart w:id="0" w:name="_GoBack"/>
       <w:bookmarkEnd w:id="0"/>
+      <w:r>
+        <w:rPr>
+          <w:bCs/>
+          <w:lang w:val="ru-RU"/>
+        </w:rPr>
+        <w:t>жает на количество.</w:t>
+      </w:r>
     </w:p>
     <w:sectPr>
       <w:pgSz w:w="11906" w:h="16838" w:code="9"/>

--- a/lr2_0101/Документация.docx
+++ b/lr2_0101/Документация.docx
@@ -1,6 +1,6 @@
 
 <file path=word/document.xml><?xml version="1.0" encoding="utf-8"?>
-<w:document xmlns:wpc="http://schemas.microsoft.com/office/word/2010/wordprocessingCanvas" xmlns:mc="http://schemas.openxmlformats.org/markup-compatibility/2006" xmlns:o="urn:schemas-microsoft-com:office:office" xmlns:r="http://schemas.openxmlformats.org/officeDocument/2006/relationships" xmlns:m="http://schemas.openxmlformats.org/officeDocument/2006/math" xmlns:v="urn:schemas-microsoft-com:vml" xmlns:wp14="http://schemas.microsoft.com/office/word/2010/wordprocessingDrawing" xmlns:wp="http://schemas.openxmlformats.org/drawingml/2006/wordprocessingDrawing" xmlns:w10="urn:schemas-microsoft-com:office:word" xmlns:w="http://schemas.openxmlformats.org/wordprocessingml/2006/main" xmlns:w14="http://schemas.microsoft.com/office/word/2010/wordml" xmlns:w15="http://schemas.microsoft.com/office/word/2012/wordml" xmlns:wpg="http://schemas.microsoft.com/office/word/2010/wordprocessingGroup" xmlns:wpi="http://schemas.microsoft.com/office/word/2010/wordprocessingInk" xmlns:wne="http://schemas.microsoft.com/office/word/2006/wordml" xmlns:wps="http://schemas.microsoft.com/office/word/2010/wordprocessingShape" mc:Ignorable="w14 w15 wp14">
+<w:document xmlns:wpc="http://schemas.microsoft.com/office/word/2010/wordprocessingCanvas" xmlns:cx="http://schemas.microsoft.com/office/drawing/2014/chartex" xmlns:cx1="http://schemas.microsoft.com/office/drawing/2015/9/8/chartex" xmlns:cx2="http://schemas.microsoft.com/office/drawing/2015/10/21/chartex" xmlns:cx3="http://schemas.microsoft.com/office/drawing/2016/5/9/chartex" xmlns:cx4="http://schemas.microsoft.com/office/drawing/2016/5/10/chartex" xmlns:cx5="http://schemas.microsoft.com/office/drawing/2016/5/11/chartex" xmlns:cx6="http://schemas.microsoft.com/office/drawing/2016/5/12/chartex" xmlns:cx7="http://schemas.microsoft.com/office/drawing/2016/5/13/chartex" xmlns:cx8="http://schemas.microsoft.com/office/drawing/2016/5/14/chartex" xmlns:mc="http://schemas.openxmlformats.org/markup-compatibility/2006" xmlns:aink="http://schemas.microsoft.com/office/drawing/2016/ink" xmlns:am3d="http://schemas.microsoft.com/office/drawing/2017/model3d" xmlns:o="urn:schemas-microsoft-com:office:office" xmlns:oel="http://schemas.microsoft.com/office/2019/extlst" xmlns:r="http://schemas.openxmlformats.org/officeDocument/2006/relationships" xmlns:m="http://schemas.openxmlformats.org/officeDocument/2006/math" xmlns:v="urn:schemas-microsoft-com:vml" xmlns:wp14="http://schemas.microsoft.com/office/word/2010/wordprocessingDrawing" xmlns:wp="http://schemas.openxmlformats.org/drawingml/2006/wordprocessingDrawing" xmlns:w10="urn:schemas-microsoft-com:office:word" xmlns:w="http://schemas.openxmlformats.org/wordprocessingml/2006/main" xmlns:w14="http://schemas.microsoft.com/office/word/2010/wordml" xmlns:w15="http://schemas.microsoft.com/office/word/2012/wordml" xmlns:w16cex="http://schemas.microsoft.com/office/word/2018/wordml/cex" xmlns:w16cid="http://schemas.microsoft.com/office/word/2016/wordml/cid" xmlns:w16="http://schemas.microsoft.com/office/word/2018/wordml" xmlns:w16du="http://schemas.microsoft.com/office/word/2023/wordml/word16du" xmlns:w16sdtdh="http://schemas.microsoft.com/office/word/2020/wordml/sdtdatahash" xmlns:w16sdtfl="http://schemas.microsoft.com/office/word/2024/wordml/sdtformatlock" xmlns:w16se="http://schemas.microsoft.com/office/word/2015/wordml/symex" xmlns:wpg="http://schemas.microsoft.com/office/word/2010/wordprocessingGroup" xmlns:wpi="http://schemas.microsoft.com/office/word/2010/wordprocessingInk" xmlns:wne="http://schemas.microsoft.com/office/word/2006/wordml" xmlns:wps="http://schemas.microsoft.com/office/word/2010/wordprocessingShape" mc:Ignorable="w14 w15 w16se w16cid w16 w16cex w16sdtdh w16sdtfl w16du wp14">
   <w:body>
     <w:p>
       <w:pPr>
@@ -8,6 +8,7 @@
         <w:jc w:val="center"/>
         <w:rPr>
           <w:b/>
+          <w:lang w:val="ru-RU"/>
         </w:rPr>
       </w:pPr>
       <w:r>
@@ -135,14 +136,190 @@
           <w:bCs/>
           <w:lang w:val="ru-RU"/>
         </w:rPr>
-        <w:t xml:space="preserve"> меню</w:t>
-      </w:r>
-      <w:r>
-        <w:rPr>
-          <w:bCs/>
-          <w:lang w:val="ru-RU"/>
-        </w:rPr>
-        <w:t xml:space="preserve"> в отдельном файле</w:t>
+        <w:t xml:space="preserve"> </w:t>
+      </w:r>
+      <w:r>
+        <w:rPr>
+          <w:bCs/>
+        </w:rPr>
+        <w:t>Dish</w:t>
+      </w:r>
+      <w:r>
+        <w:rPr>
+          <w:bCs/>
+          <w:lang w:val="ru-RU"/>
+        </w:rPr>
+        <w:t xml:space="preserve">, </w:t>
+      </w:r>
+      <w:r>
+        <w:rPr>
+          <w:bCs/>
+          <w:lang w:val="ru-RU"/>
+        </w:rPr>
+        <w:t xml:space="preserve">который имеет поля </w:t>
+      </w:r>
+      <w:proofErr w:type="spellStart"/>
+      <w:r>
+        <w:rPr>
+          <w:bCs/>
+          <w:lang w:val="ru-RU"/>
+        </w:rPr>
+        <w:t>int</w:t>
+      </w:r>
+      <w:proofErr w:type="spellEnd"/>
+      <w:r>
+        <w:rPr>
+          <w:bCs/>
+          <w:lang w:val="ru-RU"/>
+        </w:rPr>
+        <w:t xml:space="preserve"> </w:t>
+      </w:r>
+      <w:proofErr w:type="spellStart"/>
+      <w:r>
+        <w:rPr>
+          <w:bCs/>
+          <w:lang w:val="ru-RU"/>
+        </w:rPr>
+        <w:t>id</w:t>
+      </w:r>
+      <w:proofErr w:type="spellEnd"/>
+      <w:r>
+        <w:rPr>
+          <w:bCs/>
+          <w:lang w:val="ru-RU"/>
+        </w:rPr>
+        <w:t>_</w:t>
+      </w:r>
+      <w:r>
+        <w:rPr>
+          <w:bCs/>
+          <w:lang w:val="ru-RU"/>
+        </w:rPr>
+        <w:t xml:space="preserve">, </w:t>
+      </w:r>
+      <w:proofErr w:type="spellStart"/>
+      <w:r>
+        <w:rPr>
+          <w:bCs/>
+          <w:lang w:val="ru-RU"/>
+        </w:rPr>
+        <w:t>string</w:t>
+      </w:r>
+      <w:proofErr w:type="spellEnd"/>
+      <w:r>
+        <w:rPr>
+          <w:bCs/>
+          <w:lang w:val="ru-RU"/>
+        </w:rPr>
+        <w:t xml:space="preserve"> </w:t>
+      </w:r>
+      <w:proofErr w:type="spellStart"/>
+      <w:r>
+        <w:rPr>
+          <w:bCs/>
+          <w:lang w:val="ru-RU"/>
+        </w:rPr>
+        <w:t>name</w:t>
+      </w:r>
+      <w:proofErr w:type="spellEnd"/>
+      <w:r>
+        <w:rPr>
+          <w:bCs/>
+          <w:lang w:val="ru-RU"/>
+        </w:rPr>
+        <w:t>_</w:t>
+      </w:r>
+      <w:r>
+        <w:rPr>
+          <w:bCs/>
+          <w:lang w:val="ru-RU"/>
+        </w:rPr>
+        <w:t xml:space="preserve">, </w:t>
+      </w:r>
+      <w:proofErr w:type="spellStart"/>
+      <w:r>
+        <w:rPr>
+          <w:bCs/>
+          <w:lang w:val="ru-RU"/>
+        </w:rPr>
+        <w:t>int</w:t>
+      </w:r>
+      <w:proofErr w:type="spellEnd"/>
+      <w:r>
+        <w:rPr>
+          <w:bCs/>
+          <w:lang w:val="ru-RU"/>
+        </w:rPr>
+        <w:t xml:space="preserve"> </w:t>
+      </w:r>
+      <w:proofErr w:type="spellStart"/>
+      <w:r>
+        <w:rPr>
+          <w:bCs/>
+          <w:lang w:val="ru-RU"/>
+        </w:rPr>
+        <w:t>price</w:t>
+      </w:r>
+      <w:proofErr w:type="spellEnd"/>
+      <w:r>
+        <w:rPr>
+          <w:bCs/>
+          <w:lang w:val="ru-RU"/>
+        </w:rPr>
+        <w:t>_</w:t>
+      </w:r>
+      <w:r>
+        <w:rPr>
+          <w:bCs/>
+          <w:lang w:val="ru-RU"/>
+        </w:rPr>
+        <w:t xml:space="preserve">, </w:t>
+      </w:r>
+      <w:proofErr w:type="spellStart"/>
+      <w:r>
+        <w:rPr>
+          <w:bCs/>
+          <w:lang w:val="ru-RU"/>
+        </w:rPr>
+        <w:t>int</w:t>
+      </w:r>
+      <w:proofErr w:type="spellEnd"/>
+      <w:r>
+        <w:rPr>
+          <w:bCs/>
+          <w:lang w:val="ru-RU"/>
+        </w:rPr>
+        <w:t xml:space="preserve"> </w:t>
+      </w:r>
+      <w:proofErr w:type="spellStart"/>
+      <w:r>
+        <w:rPr>
+          <w:bCs/>
+          <w:lang w:val="ru-RU"/>
+        </w:rPr>
+        <w:t>amount</w:t>
+      </w:r>
+      <w:proofErr w:type="spellEnd"/>
+      <w:r>
+        <w:rPr>
+          <w:bCs/>
+          <w:lang w:val="ru-RU"/>
+        </w:rPr>
+        <w:t>_</w:t>
+      </w:r>
+      <w:r>
+        <w:rPr>
+          <w:bCs/>
+          <w:lang w:val="ru-RU"/>
+        </w:rPr>
+        <w:t xml:space="preserve"> </w:t>
+      </w:r>
+      <w:r>
+        <w:rPr>
+          <w:bCs/>
+          <w:lang w:val="ru-RU"/>
+        </w:rPr>
+        <w:t>в отдельном файле</w:t>
       </w:r>
       <w:r>
         <w:rPr>
@@ -186,83 +363,84 @@
         <w:spacing w:after="240"/>
         <w:rPr>
           <w:bCs/>
-        </w:rPr>
-      </w:pPr>
+          <w:lang w:val="ru-RU"/>
+        </w:rPr>
+      </w:pPr>
+      <w:r>
+        <w:rPr>
+          <w:bCs/>
+        </w:rPr>
+        <w:t>static</w:t>
+      </w:r>
+      <w:r>
+        <w:rPr>
+          <w:bCs/>
+          <w:lang w:val="ru-RU"/>
+        </w:rPr>
+        <w:t xml:space="preserve"> </w:t>
+      </w:r>
+      <w:r>
+        <w:rPr>
+          <w:bCs/>
+        </w:rPr>
+        <w:t>List</w:t>
+      </w:r>
+      <w:r>
+        <w:rPr>
+          <w:bCs/>
+          <w:lang w:val="ru-RU"/>
+        </w:rPr>
+        <w:t>&lt;</w:t>
+      </w:r>
+      <w:r>
+        <w:rPr>
+          <w:bCs/>
+        </w:rPr>
+        <w:t>Dish</w:t>
+      </w:r>
+      <w:r>
+        <w:rPr>
+          <w:bCs/>
+          <w:lang w:val="ru-RU"/>
+        </w:rPr>
+        <w:t>&gt;</w:t>
+      </w:r>
+      <w:r>
+        <w:rPr>
+          <w:bCs/>
+          <w:lang w:val="ru-RU"/>
+        </w:rPr>
+        <w:t xml:space="preserve"> </w:t>
+      </w:r>
+      <w:proofErr w:type="spellStart"/>
       <w:proofErr w:type="gramStart"/>
       <w:r>
         <w:rPr>
           <w:bCs/>
         </w:rPr>
-        <w:t>static</w:t>
+        <w:t>Creat</w:t>
+      </w:r>
+      <w:r>
+        <w:rPr>
+          <w:bCs/>
+        </w:rPr>
+        <w:t>eMenu</w:t>
+      </w:r>
+      <w:proofErr w:type="spellEnd"/>
+      <w:r>
+        <w:rPr>
+          <w:bCs/>
+          <w:lang w:val="ru-RU"/>
+        </w:rPr>
+        <w:t>(</w:t>
       </w:r>
       <w:proofErr w:type="gramEnd"/>
       <w:r>
         <w:rPr>
           <w:bCs/>
-        </w:rPr>
-        <w:t xml:space="preserve"> Menu </w:t>
-      </w:r>
-      <w:proofErr w:type="spellStart"/>
-      <w:r>
-        <w:rPr>
-          <w:bCs/>
-        </w:rPr>
-        <w:t>CreateDish</w:t>
-      </w:r>
-      <w:proofErr w:type="spellEnd"/>
-      <w:r>
-        <w:rPr>
-          <w:bCs/>
-        </w:rPr>
-        <w:t>(</w:t>
-      </w:r>
-      <w:proofErr w:type="spellStart"/>
-      <w:r>
-        <w:rPr>
-          <w:bCs/>
-        </w:rPr>
-        <w:t>int</w:t>
-      </w:r>
-      <w:proofErr w:type="spellEnd"/>
-      <w:r>
-        <w:rPr>
-          <w:bCs/>
-        </w:rPr>
-        <w:t xml:space="preserve"> id, string name, </w:t>
-      </w:r>
-      <w:proofErr w:type="spellStart"/>
-      <w:r>
-        <w:rPr>
-          <w:bCs/>
-        </w:rPr>
-        <w:t>int</w:t>
-      </w:r>
-      <w:proofErr w:type="spellEnd"/>
-      <w:r>
-        <w:rPr>
-          <w:bCs/>
-        </w:rPr>
-        <w:t xml:space="preserve"> price, </w:t>
-      </w:r>
-      <w:proofErr w:type="spellStart"/>
-      <w:r>
-        <w:rPr>
-          <w:bCs/>
-        </w:rPr>
-        <w:t>int</w:t>
-      </w:r>
-      <w:proofErr w:type="spellEnd"/>
-      <w:r>
-        <w:rPr>
-          <w:bCs/>
-        </w:rPr>
-        <w:t xml:space="preserve"> amount)</w:t>
-      </w:r>
-      <w:r>
-        <w:rPr>
-          <w:bCs/>
-        </w:rPr>
-        <w:t xml:space="preserve">, </w:t>
+          <w:lang w:val="ru-RU"/>
+        </w:rPr>
+        <w:t xml:space="preserve">), </w:t>
       </w:r>
       <w:r>
         <w:rPr>
@@ -274,6 +452,7 @@
       <w:r>
         <w:rPr>
           <w:bCs/>
+          <w:lang w:val="ru-RU"/>
         </w:rPr>
         <w:t xml:space="preserve"> </w:t>
       </w:r>
@@ -289,30 +468,33 @@
           <w:bCs/>
           <w:lang w:val="ru-RU"/>
         </w:rPr>
-        <w:t>оздаёт</w:t>
-      </w:r>
-      <w:r>
-        <w:rPr>
-          <w:bCs/>
-        </w:rPr>
-        <w:t xml:space="preserve"> </w:t>
-      </w:r>
-      <w:r>
-        <w:rPr>
-          <w:bCs/>
-          <w:lang w:val="ru-RU"/>
-        </w:rPr>
-        <w:t>объект</w:t>
-      </w:r>
-      <w:r>
-        <w:rPr>
-          <w:bCs/>
-        </w:rPr>
-        <w:t xml:space="preserve"> Menu</w:t>
-      </w:r>
-      <w:r>
-        <w:rPr>
-          <w:bCs/>
+        <w:t>озда</w:t>
+      </w:r>
+      <w:r>
+        <w:rPr>
+          <w:bCs/>
+          <w:lang w:val="ru-RU"/>
+        </w:rPr>
+        <w:t>ет</w:t>
+      </w:r>
+      <w:r>
+        <w:rPr>
+          <w:bCs/>
+          <w:lang w:val="ru-RU"/>
+        </w:rPr>
+        <w:t xml:space="preserve"> </w:t>
+      </w:r>
+      <w:r>
+        <w:rPr>
+          <w:bCs/>
+          <w:lang w:val="ru-RU"/>
+        </w:rPr>
+        <w:t>список</w:t>
+      </w:r>
+      <w:r>
+        <w:rPr>
+          <w:bCs/>
+          <w:lang w:val="ru-RU"/>
         </w:rPr>
         <w:t xml:space="preserve"> </w:t>
       </w:r>
@@ -326,28 +508,58 @@
       <w:r>
         <w:rPr>
           <w:bCs/>
-        </w:rPr>
-        <w:t xml:space="preserve"> </w:t>
-      </w:r>
-      <w:r>
-        <w:rPr>
-          <w:bCs/>
-          <w:lang w:val="ru-RU"/>
-        </w:rPr>
-        <w:t>заданными</w:t>
-      </w:r>
-      <w:r>
-        <w:rPr>
-          <w:bCs/>
-        </w:rPr>
-        <w:t xml:space="preserve"> </w:t>
-      </w:r>
-      <w:r>
-        <w:rPr>
-          <w:bCs/>
-          <w:lang w:val="ru-RU"/>
-        </w:rPr>
-        <w:t>полями</w:t>
+          <w:lang w:val="ru-RU"/>
+        </w:rPr>
+        <w:t xml:space="preserve"> </w:t>
+      </w:r>
+      <w:r>
+        <w:rPr>
+          <w:bCs/>
+          <w:lang w:val="ru-RU"/>
+        </w:rPr>
+        <w:t>блюдами</w:t>
+      </w:r>
+      <w:r>
+        <w:rPr>
+          <w:bCs/>
+          <w:lang w:val="ru-RU"/>
+        </w:rPr>
+        <w:t xml:space="preserve"> </w:t>
+      </w:r>
+      <w:r>
+        <w:rPr>
+          <w:bCs/>
+          <w:lang w:val="ru-RU"/>
+        </w:rPr>
+        <w:t>из</w:t>
+      </w:r>
+      <w:r>
+        <w:rPr>
+          <w:bCs/>
+          <w:lang w:val="ru-RU"/>
+        </w:rPr>
+        <w:t xml:space="preserve"> </w:t>
+      </w:r>
+      <w:r>
+        <w:rPr>
+          <w:bCs/>
+          <w:lang w:val="ru-RU"/>
+        </w:rPr>
+        <w:t>условия</w:t>
+      </w:r>
+      <w:r>
+        <w:rPr>
+          <w:bCs/>
+          <w:lang w:val="ru-RU"/>
+        </w:rPr>
+        <w:t xml:space="preserve"> </w:t>
+      </w:r>
+      <w:r>
+        <w:rPr>
+          <w:bCs/>
+          <w:lang w:val="ru-RU"/>
+        </w:rPr>
+        <w:t>задачи</w:t>
       </w:r>
     </w:p>
     <w:p>
@@ -356,6 +568,7 @@
         <w:spacing w:after="240"/>
         <w:rPr>
           <w:bCs/>
+          <w:lang w:val="ru-RU"/>
         </w:rPr>
       </w:pPr>
     </w:p>
@@ -456,6 +669,7 @@
         </w:rPr>
         <w:t xml:space="preserve"> </w:t>
       </w:r>
+      <w:proofErr w:type="gramStart"/>
       <w:r>
         <w:rPr>
           <w:bCs/>
@@ -482,11 +696,12 @@
         </w:rPr>
         <w:t>&lt;</w:t>
       </w:r>
-      <w:r>
-        <w:rPr>
-          <w:bCs/>
-        </w:rPr>
-        <w:t>Menu</w:t>
+      <w:proofErr w:type="gramEnd"/>
+      <w:r>
+        <w:rPr>
+          <w:bCs/>
+        </w:rPr>
+        <w:t>Dish</w:t>
       </w:r>
       <w:r>
         <w:rPr>
@@ -499,7 +714,7 @@
         <w:rPr>
           <w:bCs/>
         </w:rPr>
-        <w:t>menus</w:t>
+        <w:t>menu</w:t>
       </w:r>
       <w:r>
         <w:rPr>
@@ -698,35 +913,51 @@
         <w:rPr>
           <w:bCs/>
         </w:rPr>
-        <w:t xml:space="preserve">string, </w:t>
-      </w:r>
-      <w:proofErr w:type="spellStart"/>
-      <w:r>
-        <w:rPr>
-          <w:bCs/>
-        </w:rPr>
-        <w:t>int</w:t>
-      </w:r>
-      <w:proofErr w:type="spellEnd"/>
-      <w:r>
-        <w:rPr>
-          <w:bCs/>
-        </w:rPr>
-        <w:t xml:space="preserve">&gt; </w:t>
-      </w:r>
-      <w:proofErr w:type="spellStart"/>
-      <w:r>
-        <w:rPr>
-          <w:bCs/>
-        </w:rPr>
-        <w:t>GetDish</w:t>
-      </w:r>
-      <w:proofErr w:type="spellEnd"/>
-      <w:r>
-        <w:rPr>
-          <w:bCs/>
-        </w:rPr>
-        <w:t xml:space="preserve">(List&lt;Menu&gt; menus). </w:t>
+        <w:t xml:space="preserve">string, int&gt; </w:t>
+      </w:r>
+      <w:proofErr w:type="gramStart"/>
+      <w:r>
+        <w:rPr>
+          <w:bCs/>
+        </w:rPr>
+        <w:t>Get</w:t>
+      </w:r>
+      <w:r>
+        <w:rPr>
+          <w:bCs/>
+        </w:rPr>
+        <w:t>Menu</w:t>
+      </w:r>
+      <w:r>
+        <w:rPr>
+          <w:bCs/>
+        </w:rPr>
+        <w:t>(List&lt;</w:t>
+      </w:r>
+      <w:r>
+        <w:rPr>
+          <w:bCs/>
+        </w:rPr>
+        <w:t xml:space="preserve"> </w:t>
+      </w:r>
+      <w:r>
+        <w:rPr>
+          <w:bCs/>
+        </w:rPr>
+        <w:t>Dish</w:t>
+      </w:r>
+      <w:proofErr w:type="gramEnd"/>
+      <w:r>
+        <w:rPr>
+          <w:bCs/>
+        </w:rPr>
+        <w:t xml:space="preserve"> </w:t>
+      </w:r>
+      <w:r>
+        <w:rPr>
+          <w:bCs/>
+        </w:rPr>
+        <w:t xml:space="preserve">&gt; menu). </w:t>
       </w:r>
       <w:r>
         <w:rPr>
@@ -738,6 +969,7 @@
       <w:r>
         <w:rPr>
           <w:bCs/>
+          <w:lang w:val="ru-RU"/>
         </w:rPr>
         <w:t xml:space="preserve"> </w:t>
       </w:r>
@@ -751,6 +983,7 @@
       <w:r>
         <w:rPr>
           <w:bCs/>
+          <w:lang w:val="ru-RU"/>
         </w:rPr>
         <w:t xml:space="preserve"> </w:t>
       </w:r>
@@ -764,6 +997,7 @@
       <w:r>
         <w:rPr>
           <w:bCs/>
+          <w:lang w:val="ru-RU"/>
         </w:rPr>
         <w:t xml:space="preserve">. </w:t>
       </w:r>
@@ -772,14 +1006,7 @@
           <w:bCs/>
           <w:lang w:val="ru-RU"/>
         </w:rPr>
-        <w:t>Повторяет запрос,</w:t>
-      </w:r>
-      <w:r>
-        <w:rPr>
-          <w:bCs/>
-          <w:lang w:val="ru-RU"/>
-        </w:rPr>
-        <w:t xml:space="preserve"> пока пользователь не введёт 0.</w:t>
+        <w:t>Повторяет запрос, пока пользователь не введёт 0.</w:t>
       </w:r>
     </w:p>
     <w:p>
@@ -972,7 +1199,6 @@
         <w:spacing w:after="240"/>
         <w:rPr>
           <w:bCs/>
-          <w:lang w:val="ru-RU"/>
         </w:rPr>
       </w:pPr>
       <w:r>
@@ -1008,6 +1234,7 @@
         <w:t xml:space="preserve">static void </w:t>
       </w:r>
       <w:proofErr w:type="spellStart"/>
+      <w:proofErr w:type="gramStart"/>
       <w:r>
         <w:rPr>
           <w:bCs/>
@@ -1019,21 +1246,91 @@
         <w:rPr>
           <w:bCs/>
         </w:rPr>
-        <w:t xml:space="preserve">(List&lt;Menu&gt; menu). </w:t>
-      </w:r>
-      <w:r>
-        <w:rPr>
-          <w:bCs/>
-          <w:lang w:val="ru-RU"/>
-        </w:rPr>
-        <w:t>Вывод остатков</w:t>
-      </w:r>
-      <w:r>
-        <w:rPr>
-          <w:bCs/>
-          <w:lang w:val="ru-RU"/>
-        </w:rPr>
-        <w:t xml:space="preserve"> порций одной строкой</w:t>
+        <w:t>(List&lt;</w:t>
+      </w:r>
+      <w:r>
+        <w:rPr>
+          <w:bCs/>
+        </w:rPr>
+        <w:t xml:space="preserve"> </w:t>
+      </w:r>
+      <w:r>
+        <w:rPr>
+          <w:bCs/>
+        </w:rPr>
+        <w:t>Dish</w:t>
+      </w:r>
+      <w:proofErr w:type="gramEnd"/>
+      <w:r>
+        <w:rPr>
+          <w:bCs/>
+        </w:rPr>
+        <w:t xml:space="preserve"> </w:t>
+      </w:r>
+      <w:r>
+        <w:rPr>
+          <w:bCs/>
+        </w:rPr>
+        <w:t xml:space="preserve">&gt; menu). </w:t>
+      </w:r>
+      <w:r>
+        <w:rPr>
+          <w:bCs/>
+          <w:lang w:val="ru-RU"/>
+        </w:rPr>
+        <w:t>Вывод</w:t>
+      </w:r>
+      <w:r>
+        <w:rPr>
+          <w:bCs/>
+        </w:rPr>
+        <w:t xml:space="preserve"> </w:t>
+      </w:r>
+      <w:r>
+        <w:rPr>
+          <w:bCs/>
+          <w:lang w:val="ru-RU"/>
+        </w:rPr>
+        <w:t>остатков</w:t>
+      </w:r>
+      <w:r>
+        <w:rPr>
+          <w:bCs/>
+        </w:rPr>
+        <w:t xml:space="preserve"> </w:t>
+      </w:r>
+      <w:r>
+        <w:rPr>
+          <w:bCs/>
+          <w:lang w:val="ru-RU"/>
+        </w:rPr>
+        <w:t>порций</w:t>
+      </w:r>
+      <w:r>
+        <w:rPr>
+          <w:bCs/>
+        </w:rPr>
+        <w:t xml:space="preserve"> </w:t>
+      </w:r>
+      <w:r>
+        <w:rPr>
+          <w:bCs/>
+          <w:lang w:val="ru-RU"/>
+        </w:rPr>
+        <w:t>одной</w:t>
+      </w:r>
+      <w:r>
+        <w:rPr>
+          <w:bCs/>
+        </w:rPr>
+        <w:t xml:space="preserve"> </w:t>
+      </w:r>
+      <w:r>
+        <w:rPr>
+          <w:bCs/>
+          <w:lang w:val="ru-RU"/>
+        </w:rPr>
+        <w:t>строкой</w:t>
       </w:r>
     </w:p>
     <w:p>
@@ -1042,7 +1339,6 @@
         <w:spacing w:after="240"/>
         <w:rPr>
           <w:bCs/>
-          <w:lang w:val="ru-RU"/>
         </w:rPr>
       </w:pPr>
     </w:p>
@@ -1100,21 +1396,7 @@
         <w:rPr>
           <w:bCs/>
         </w:rPr>
-        <w:t xml:space="preserve"> static </w:t>
-      </w:r>
-      <w:proofErr w:type="spellStart"/>
-      <w:r>
-        <w:rPr>
-          <w:bCs/>
-        </w:rPr>
-        <w:t>int</w:t>
-      </w:r>
-      <w:proofErr w:type="spellEnd"/>
-      <w:r>
-        <w:rPr>
-          <w:bCs/>
-        </w:rPr>
-        <w:t xml:space="preserve"> </w:t>
+        <w:t xml:space="preserve"> static int </w:t>
       </w:r>
       <w:proofErr w:type="spellStart"/>
       <w:proofErr w:type="gramStart"/>
@@ -1129,28 +1411,46 @@
         <w:rPr>
           <w:bCs/>
         </w:rPr>
-        <w:t>(</w:t>
+        <w:t>(Dictionary&lt;</w:t>
       </w:r>
       <w:proofErr w:type="gramEnd"/>
       <w:r>
         <w:rPr>
           <w:bCs/>
         </w:rPr>
-        <w:t xml:space="preserve">Dictionary&lt;string, </w:t>
-      </w:r>
-      <w:proofErr w:type="spellStart"/>
-      <w:r>
-        <w:rPr>
-          <w:bCs/>
-        </w:rPr>
-        <w:t>int</w:t>
-      </w:r>
-      <w:proofErr w:type="spellEnd"/>
-      <w:r>
-        <w:rPr>
-          <w:bCs/>
-        </w:rPr>
-        <w:t xml:space="preserve">&gt; order, List&lt;Menu&gt; menu). </w:t>
+        <w:t xml:space="preserve">string, int&gt; order, </w:t>
+      </w:r>
+      <w:proofErr w:type="gramStart"/>
+      <w:r>
+        <w:rPr>
+          <w:bCs/>
+        </w:rPr>
+        <w:t>List&lt;</w:t>
+      </w:r>
+      <w:r>
+        <w:rPr>
+          <w:bCs/>
+        </w:rPr>
+        <w:t xml:space="preserve"> </w:t>
+      </w:r>
+      <w:r>
+        <w:rPr>
+          <w:bCs/>
+        </w:rPr>
+        <w:t>Dish</w:t>
+      </w:r>
+      <w:proofErr w:type="gramEnd"/>
+      <w:r>
+        <w:rPr>
+          <w:bCs/>
+        </w:rPr>
+        <w:t xml:space="preserve"> </w:t>
+      </w:r>
+      <w:r>
+        <w:rPr>
+          <w:bCs/>
+        </w:rPr>
+        <w:t xml:space="preserve">&gt; menu). </w:t>
       </w:r>
       <w:r>
         <w:rPr>
@@ -1164,16 +1464,7 @@
           <w:bCs/>
           <w:lang w:val="ru-RU"/>
         </w:rPr>
-        <w:t xml:space="preserve"> для каждой позиции находит цену блюда в меню и умно</w:t>
-      </w:r>
-      <w:bookmarkStart w:id="0" w:name="_GoBack"/>
-      <w:bookmarkEnd w:id="0"/>
-      <w:r>
-        <w:rPr>
-          <w:bCs/>
-          <w:lang w:val="ru-RU"/>
-        </w:rPr>
-        <w:t>жает на количество.</w:t>
+        <w:t xml:space="preserve"> для каждой позиции находит цену блюда в меню и умножает на количество.</w:t>
       </w:r>
     </w:p>
     <w:sectPr>
@@ -1187,7 +1478,7 @@
 </file>
 
 <file path=word/numbering.xml><?xml version="1.0" encoding="utf-8"?>
-<w:numbering xmlns:wpc="http://schemas.microsoft.com/office/word/2010/wordprocessingCanvas" xmlns:mc="http://schemas.openxmlformats.org/markup-compatibility/2006" xmlns:o="urn:schemas-microsoft-com:office:office" xmlns:r="http://schemas.openxmlformats.org/officeDocument/2006/relationships" xmlns:m="http://schemas.openxmlformats.org/officeDocument/2006/math" xmlns:v="urn:schemas-microsoft-com:vml" xmlns:wp14="http://schemas.microsoft.com/office/word/2010/wordprocessingDrawing" xmlns:wp="http://schemas.openxmlformats.org/drawingml/2006/wordprocessingDrawing" xmlns:w10="urn:schemas-microsoft-com:office:word" xmlns:w="http://schemas.openxmlformats.org/wordprocessingml/2006/main" xmlns:w14="http://schemas.microsoft.com/office/word/2010/wordml" xmlns:w15="http://schemas.microsoft.com/office/word/2012/wordml" xmlns:wpg="http://schemas.microsoft.com/office/word/2010/wordprocessingGroup" xmlns:wpi="http://schemas.microsoft.com/office/word/2010/wordprocessingInk" xmlns:wne="http://schemas.microsoft.com/office/word/2006/wordml" xmlns:wps="http://schemas.microsoft.com/office/word/2010/wordprocessingShape" mc:Ignorable="w14 w15 wp14">
+<w:numbering xmlns:wpc="http://schemas.microsoft.com/office/word/2010/wordprocessingCanvas" xmlns:cx="http://schemas.microsoft.com/office/drawing/2014/chartex" xmlns:cx1="http://schemas.microsoft.com/office/drawing/2015/9/8/chartex" xmlns:cx2="http://schemas.microsoft.com/office/drawing/2015/10/21/chartex" xmlns:cx3="http://schemas.microsoft.com/office/drawing/2016/5/9/chartex" xmlns:cx4="http://schemas.microsoft.com/office/drawing/2016/5/10/chartex" xmlns:cx5="http://schemas.microsoft.com/office/drawing/2016/5/11/chartex" xmlns:cx6="http://schemas.microsoft.com/office/drawing/2016/5/12/chartex" xmlns:cx7="http://schemas.microsoft.com/office/drawing/2016/5/13/chartex" xmlns:cx8="http://schemas.microsoft.com/office/drawing/2016/5/14/chartex" xmlns:mc="http://schemas.openxmlformats.org/markup-compatibility/2006" xmlns:aink="http://schemas.microsoft.com/office/drawing/2016/ink" xmlns:am3d="http://schemas.microsoft.com/office/drawing/2017/model3d" xmlns:o="urn:schemas-microsoft-com:office:office" xmlns:oel="http://schemas.microsoft.com/office/2019/extlst" xmlns:r="http://schemas.openxmlformats.org/officeDocument/2006/relationships" xmlns:m="http://schemas.openxmlformats.org/officeDocument/2006/math" xmlns:v="urn:schemas-microsoft-com:vml" xmlns:wp14="http://schemas.microsoft.com/office/word/2010/wordprocessingDrawing" xmlns:wp="http://schemas.openxmlformats.org/drawingml/2006/wordprocessingDrawing" xmlns:w10="urn:schemas-microsoft-com:office:word" xmlns:w="http://schemas.openxmlformats.org/wordprocessingml/2006/main" xmlns:w14="http://schemas.microsoft.com/office/word/2010/wordml" xmlns:w15="http://schemas.microsoft.com/office/word/2012/wordml" xmlns:w16cex="http://schemas.microsoft.com/office/word/2018/wordml/cex" xmlns:w16cid="http://schemas.microsoft.com/office/word/2016/wordml/cid" xmlns:w16="http://schemas.microsoft.com/office/word/2018/wordml" xmlns:w16du="http://schemas.microsoft.com/office/word/2023/wordml/word16du" xmlns:w16sdtdh="http://schemas.microsoft.com/office/word/2020/wordml/sdtdatahash" xmlns:w16sdtfl="http://schemas.microsoft.com/office/word/2024/wordml/sdtformatlock" xmlns:w16se="http://schemas.microsoft.com/office/word/2015/wordml/symex" xmlns:wpg="http://schemas.microsoft.com/office/word/2010/wordprocessingGroup" xmlns:wpi="http://schemas.microsoft.com/office/word/2010/wordprocessingInk" xmlns:wne="http://schemas.microsoft.com/office/word/2006/wordml" xmlns:wps="http://schemas.microsoft.com/office/word/2010/wordprocessingShape" mc:Ignorable="w14 w15 w16se w16cid w16 w16cex w16sdtdh w16sdtfl w16du wp14">
   <w:abstractNum w:abstractNumId="0" w15:restartNumberingAfterBreak="0">
     <w:nsid w:val="0F846EEB"/>
     <w:multiLevelType w:val="hybridMultilevel"/>
@@ -1366,17 +1657,17 @@
       </w:pPr>
     </w:lvl>
   </w:abstractNum>
-  <w:num w:numId="1">
+  <w:num w:numId="1" w16cid:durableId="239288412">
     <w:abstractNumId w:val="1"/>
   </w:num>
-  <w:num w:numId="2">
+  <w:num w:numId="2" w16cid:durableId="751197635">
     <w:abstractNumId w:val="0"/>
   </w:num>
 </w:numbering>
 </file>
 
 <file path=word/styles.xml><?xml version="1.0" encoding="utf-8"?>
-<w:styles xmlns:mc="http://schemas.openxmlformats.org/markup-compatibility/2006" xmlns:r="http://schemas.openxmlformats.org/officeDocument/2006/relationships" xmlns:w="http://schemas.openxmlformats.org/wordprocessingml/2006/main" xmlns:w14="http://schemas.microsoft.com/office/word/2010/wordml" xmlns:w15="http://schemas.microsoft.com/office/word/2012/wordml" mc:Ignorable="w14 w15">
+<w:styles xmlns:mc="http://schemas.openxmlformats.org/markup-compatibility/2006" xmlns:r="http://schemas.openxmlformats.org/officeDocument/2006/relationships" xmlns:w="http://schemas.openxmlformats.org/wordprocessingml/2006/main" xmlns:w14="http://schemas.microsoft.com/office/word/2010/wordml" xmlns:w15="http://schemas.microsoft.com/office/word/2012/wordml" xmlns:w16cex="http://schemas.microsoft.com/office/word/2018/wordml/cex" xmlns:w16cid="http://schemas.microsoft.com/office/word/2016/wordml/cid" xmlns:w16="http://schemas.microsoft.com/office/word/2018/wordml" xmlns:w16du="http://schemas.microsoft.com/office/word/2023/wordml/word16du" xmlns:w16sdtdh="http://schemas.microsoft.com/office/word/2020/wordml/sdtdatahash" xmlns:w16sdtfl="http://schemas.microsoft.com/office/word/2024/wordml/sdtformatlock" xmlns:w16se="http://schemas.microsoft.com/office/word/2015/wordml/symex" mc:Ignorable="w14 w15 w16se w16cid w16 w16cex w16sdtdh w16sdtfl w16du">
   <w:docDefaults>
     <w:rPrDefault>
       <w:rPr>
@@ -1392,7 +1683,7 @@
       </w:pPr>
     </w:pPrDefault>
   </w:docDefaults>
-  <w:latentStyles w:defLockedState="0" w:defUIPriority="99" w:defSemiHidden="0" w:defUnhideWhenUsed="0" w:defQFormat="0" w:count="371">
+  <w:latentStyles w:defLockedState="0" w:defUIPriority="99" w:defSemiHidden="0" w:defUnhideWhenUsed="0" w:defQFormat="0" w:count="376">
     <w:lsdException w:name="Normal" w:uiPriority="0" w:qFormat="1"/>
     <w:lsdException w:name="heading 1" w:uiPriority="9" w:qFormat="1"/>
     <w:lsdException w:name="heading 2" w:semiHidden="1" w:uiPriority="9" w:unhideWhenUsed="1" w:qFormat="1"/>
@@ -1764,6 +2055,11 @@
     <w:lsdException w:name="List Table 5 Dark Accent 6" w:uiPriority="50"/>
     <w:lsdException w:name="List Table 6 Colorful Accent 6" w:uiPriority="51"/>
     <w:lsdException w:name="List Table 7 Colorful Accent 6" w:uiPriority="52"/>
+    <w:lsdException w:name="Mention" w:semiHidden="1" w:unhideWhenUsed="1"/>
+    <w:lsdException w:name="Smart Hyperlink" w:semiHidden="1" w:unhideWhenUsed="1"/>
+    <w:lsdException w:name="Hashtag" w:semiHidden="1" w:unhideWhenUsed="1"/>
+    <w:lsdException w:name="Unresolved Mention" w:semiHidden="1" w:unhideWhenUsed="1"/>
+    <w:lsdException w:name="Smart Link" w:semiHidden="1" w:unhideWhenUsed="1"/>
   </w:latentStyles>
   <w:style w:type="paragraph" w:default="1" w:styleId="a">
     <w:name w:val="Normal"/>
@@ -1979,7 +2275,6 @@
   <w:style w:type="character" w:default="1" w:styleId="a0">
     <w:name w:val="Default Paragraph Font"/>
     <w:uiPriority w:val="1"/>
-    <w:semiHidden/>
     <w:unhideWhenUsed/>
   </w:style>
   <w:style w:type="table" w:default="1" w:styleId="a1">
@@ -2149,7 +2444,7 @@
     </w:rPr>
   </w:style>
   <w:style w:type="character" w:customStyle="1" w:styleId="a4">
-    <w:name w:val="Название Знак"/>
+    <w:name w:val="Заголовок Знак"/>
     <w:basedOn w:val="a0"/>
     <w:link w:val="a3"/>
     <w:uiPriority w:val="10"/>
